--- a/工作日志-WSY.docx
+++ b/工作日志-WSY.docx
@@ -14,13 +14,371 @@
           <w:rFonts w:hint="eastAsia"/>
           <w:lang w:val="en-US" w:eastAsia="zh-CN"/>
         </w:rPr>
+        <w:t>mkdir backend</w:t>
+      </w:r>
+    </w:p>
+    <w:p>
+      <w:pPr>
+        <w:rPr>
+          <w:rFonts w:hint="eastAsia"/>
+          <w:lang w:val="en-US" w:eastAsia="zh-CN"/>
+        </w:rPr>
+      </w:pPr>
+      <w:r>
+        <w:rPr>
+          <w:rFonts w:hint="eastAsia"/>
+          <w:lang w:val="en-US" w:eastAsia="zh-CN"/>
+        </w:rPr>
+        <w:t>cd backend</w:t>
+      </w:r>
+    </w:p>
+    <w:p>
+      <w:pPr>
+        <w:rPr>
+          <w:rFonts w:hint="eastAsia"/>
+          <w:lang w:val="en-US" w:eastAsia="zh-CN"/>
+        </w:rPr>
+      </w:pPr>
+      <w:r>
+        <w:rPr>
+          <w:rFonts w:hint="eastAsia"/>
+          <w:lang w:val="en-US" w:eastAsia="zh-CN"/>
+        </w:rPr>
+        <w:t>python -m venv venv</w:t>
+      </w:r>
+    </w:p>
+    <w:p>
+      <w:pPr>
+        <w:rPr>
+          <w:rFonts w:hint="eastAsia"/>
+          <w:lang w:val="en-US" w:eastAsia="zh-CN"/>
+        </w:rPr>
+      </w:pPr>
+      <w:r>
+        <w:rPr>
+          <w:rFonts w:hint="eastAsia"/>
+          <w:lang w:val="en-US" w:eastAsia="zh-CN"/>
+        </w:rPr>
+        <w:t>venv\Scripts\activate</w:t>
+      </w:r>
+    </w:p>
+    <w:p>
+      <w:pPr>
+        <w:rPr>
+          <w:rFonts w:hint="eastAsia"/>
+          <w:lang w:val="en-US" w:eastAsia="zh-CN"/>
+        </w:rPr>
+      </w:pPr>
+      <w:r>
+        <w:rPr>
+          <w:rFonts w:hint="eastAsia"/>
+          <w:lang w:val="en-US" w:eastAsia="zh-CN"/>
+        </w:rPr>
+        <w:t>pip install fastapi "uvicorn[standard]"</w:t>
+      </w:r>
+    </w:p>
+    <w:p>
+      <w:pPr>
+        <w:rPr>
+          <w:rFonts w:hint="eastAsia"/>
+          <w:lang w:val="en-US" w:eastAsia="zh-CN"/>
+        </w:rPr>
+      </w:pPr>
+    </w:p>
+    <w:p>
+      <w:pPr>
+        <w:rPr>
+          <w:rFonts w:hint="eastAsia"/>
+          <w:lang w:val="en-US" w:eastAsia="zh-CN"/>
+        </w:rPr>
+      </w:pPr>
+      <w:r>
+        <w:rPr>
+          <w:rFonts w:hint="eastAsia"/>
+          <w:lang w:val="en-US" w:eastAsia="zh-CN"/>
+        </w:rPr>
+        <w:t>uvicorn main:app --reload</w:t>
+      </w:r>
+    </w:p>
+    <w:p>
+      <w:pPr>
+        <w:rPr>
+          <w:rFonts w:hint="eastAsia"/>
+          <w:lang w:val="en-US" w:eastAsia="zh-CN"/>
+        </w:rPr>
+      </w:pPr>
+    </w:p>
+    <w:p>
+      <w:pPr>
+        <w:rPr>
+          <w:rFonts w:hint="default"/>
+          <w:lang w:val="en-US" w:eastAsia="zh-CN"/>
+        </w:rPr>
+      </w:pPr>
+      <w:r>
+        <w:rPr>
+          <w:rFonts w:hint="eastAsia"/>
+          <w:lang w:val="en-US" w:eastAsia="zh-CN"/>
+        </w:rPr>
+        <w:t>后端test</w:t>
+      </w:r>
+    </w:p>
+    <w:p>
+      <w:pPr>
+        <w:rPr>
+          <w:rFonts w:hint="eastAsia"/>
+          <w:lang w:val="en-US" w:eastAsia="zh-CN"/>
+        </w:rPr>
+      </w:pPr>
+      <w:r>
+        <w:drawing>
+          <wp:inline distT="0" distB="0" distL="114300" distR="114300">
+            <wp:extent cx="5263515" cy="1260475"/>
+            <wp:effectExtent l="0" t="0" r="6985" b="9525"/>
+            <wp:docPr id="13" name="图片 1"/>
+            <wp:cNvGraphicFramePr>
+              <a:graphicFrameLocks xmlns:a="http://schemas.openxmlformats.org/drawingml/2006/main" noChangeAspect="1"/>
+            </wp:cNvGraphicFramePr>
+            <a:graphic xmlns:a="http://schemas.openxmlformats.org/drawingml/2006/main">
+              <a:graphicData uri="http://schemas.openxmlformats.org/drawingml/2006/picture">
+                <pic:pic xmlns:pic="http://schemas.openxmlformats.org/drawingml/2006/picture">
+                  <pic:nvPicPr>
+                    <pic:cNvPr id="13" name="图片 1"/>
+                    <pic:cNvPicPr>
+                      <a:picLocks noChangeAspect="1"/>
+                    </pic:cNvPicPr>
+                  </pic:nvPicPr>
+                  <pic:blipFill>
+                    <a:blip r:embed="rId4"/>
+                    <a:stretch>
+                      <a:fillRect/>
+                    </a:stretch>
+                  </pic:blipFill>
+                  <pic:spPr>
+                    <a:xfrm>
+                      <a:off x="0" y="0"/>
+                      <a:ext cx="5263515" cy="1260475"/>
+                    </a:xfrm>
+                    <a:prstGeom prst="rect">
+                      <a:avLst/>
+                    </a:prstGeom>
+                    <a:noFill/>
+                    <a:ln>
+                      <a:noFill/>
+                    </a:ln>
+                  </pic:spPr>
+                </pic:pic>
+              </a:graphicData>
+            </a:graphic>
+          </wp:inline>
+        </w:drawing>
+      </w:r>
+    </w:p>
+    <w:p>
+      <w:pPr>
+        <w:rPr>
+          <w:rFonts w:hint="eastAsia"/>
+          <w:lang w:val="en-US" w:eastAsia="zh-CN"/>
+        </w:rPr>
+      </w:pPr>
+    </w:p>
+    <w:p>
+      <w:pPr>
+        <w:rPr>
+          <w:rFonts w:hint="eastAsia"/>
+          <w:lang w:val="en-US" w:eastAsia="zh-CN"/>
+        </w:rPr>
+      </w:pPr>
+    </w:p>
+    <w:p>
+      <w:pPr>
+        <w:rPr>
+          <w:rFonts w:hint="eastAsia"/>
+          <w:lang w:val="en-US" w:eastAsia="zh-CN"/>
+        </w:rPr>
+      </w:pPr>
+      <w:r>
+        <w:rPr>
+          <w:rFonts w:ascii="Segoe UI" w:hAnsi="Segoe UI" w:eastAsia="Segoe UI" w:cs="Segoe UI"/>
+          <w:i w:val="0"/>
+          <w:iCs w:val="0"/>
+          <w:caps w:val="0"/>
+          <w:spacing w:val="0"/>
+          <w:sz w:val="14"/>
+          <w:szCs w:val="14"/>
+        </w:rPr>
+        <w:t> </w:t>
+      </w:r>
+      <w:r>
+        <w:rPr>
+          <w:rFonts w:hint="default" w:ascii="Segoe UI" w:hAnsi="Segoe UI" w:eastAsia="Segoe UI" w:cs="Segoe UI"/>
+          <w:i w:val="0"/>
+          <w:iCs w:val="0"/>
+          <w:caps w:val="0"/>
+          <w:spacing w:val="0"/>
+          <w:sz w:val="14"/>
+          <w:szCs w:val="14"/>
+        </w:rPr>
+        <w:t>pci-med 目录、venv 激活状态下</w:t>
+      </w:r>
+    </w:p>
+    <w:p>
+      <w:pPr>
+        <w:rPr>
+          <w:rFonts w:hint="eastAsia"/>
+          <w:lang w:val="en-US" w:eastAsia="zh-CN"/>
+        </w:rPr>
+      </w:pPr>
+      <w:r>
+        <w:rPr>
+          <w:rFonts w:hint="eastAsia"/>
+          <w:lang w:val="en-US" w:eastAsia="zh-CN"/>
+        </w:rPr>
+        <w:t>venv\Scripts\activate</w:t>
+      </w:r>
+    </w:p>
+    <w:p>
+      <w:pPr>
+        <w:rPr>
+          <w:rFonts w:hint="eastAsia"/>
+          <w:lang w:val="en-US" w:eastAsia="zh-CN"/>
+        </w:rPr>
+      </w:pPr>
+      <w:r>
+        <w:rPr>
+          <w:rFonts w:hint="eastAsia"/>
+          <w:lang w:val="en-US" w:eastAsia="zh-CN"/>
+        </w:rPr>
+        <w:t>pip install pymupdf</w:t>
+      </w:r>
+    </w:p>
+    <w:p>
+      <w:pPr>
+        <w:rPr>
+          <w:rFonts w:hint="eastAsia"/>
+          <w:lang w:val="en-US" w:eastAsia="zh-CN"/>
+        </w:rPr>
+      </w:pPr>
+      <w:r>
+        <w:rPr>
+          <w:rFonts w:hint="eastAsia"/>
+          <w:lang w:val="en-US" w:eastAsia="zh-CN"/>
+        </w:rPr>
+        <w:t>python pdf_to_chunks.py</w:t>
+      </w:r>
+    </w:p>
+    <w:p>
+      <w:pPr>
+        <w:rPr>
+          <w:rFonts w:hint="eastAsia"/>
+          <w:lang w:val="en-US" w:eastAsia="zh-CN"/>
+        </w:rPr>
+      </w:pPr>
+      <w:r>
+        <w:rPr>
+          <w:rFonts w:hint="eastAsia"/>
+          <w:lang w:val="en-US" w:eastAsia="zh-CN"/>
+        </w:rPr>
         <w:t>切块</w:t>
       </w:r>
     </w:p>
     <w:p>
       <w:pPr>
         <w:rPr>
-          <w:rFonts w:hint="default"/>
+          <w:rFonts w:hint="eastAsia"/>
+          <w:lang w:val="en-US" w:eastAsia="zh-CN"/>
+        </w:rPr>
+      </w:pPr>
+    </w:p>
+    <w:p>
+      <w:pPr>
+        <w:rPr>
+          <w:rFonts w:hint="eastAsia"/>
+          <w:lang w:val="en-US" w:eastAsia="zh-CN"/>
+        </w:rPr>
+      </w:pPr>
+    </w:p>
+    <w:p>
+      <w:pPr>
+        <w:rPr>
+          <w:rFonts w:hint="eastAsia"/>
+          <w:lang w:val="en-US" w:eastAsia="zh-CN"/>
+        </w:rPr>
+      </w:pPr>
+      <w:r>
+        <w:rPr>
+          <w:rFonts w:ascii="Segoe UI" w:hAnsi="Segoe UI" w:eastAsia="Segoe UI" w:cs="Segoe UI"/>
+          <w:i w:val="0"/>
+          <w:iCs w:val="0"/>
+          <w:caps w:val="0"/>
+          <w:spacing w:val="0"/>
+          <w:sz w:val="14"/>
+          <w:szCs w:val="14"/>
+        </w:rPr>
+        <w:t> </w:t>
+      </w:r>
+      <w:r>
+        <w:rPr>
+          <w:rFonts w:hint="default" w:ascii="Segoe UI" w:hAnsi="Segoe UI" w:eastAsia="Segoe UI" w:cs="Segoe UI"/>
+          <w:i w:val="0"/>
+          <w:iCs w:val="0"/>
+          <w:caps w:val="0"/>
+          <w:spacing w:val="0"/>
+          <w:sz w:val="14"/>
+          <w:szCs w:val="14"/>
+        </w:rPr>
+        <w:t>backend 目录、venv 激活状态</w:t>
+      </w:r>
+    </w:p>
+    <w:p>
+      <w:pPr>
+        <w:rPr>
+          <w:rFonts w:hint="eastAsia"/>
+          <w:lang w:val="en-US" w:eastAsia="zh-CN"/>
+        </w:rPr>
+      </w:pPr>
+      <w:r>
+        <w:rPr>
+          <w:rFonts w:hint="eastAsia"/>
+          <w:lang w:val="en-US" w:eastAsia="zh-CN"/>
+        </w:rPr>
+        <w:t>pip install FlagEmbedding chromadb</w:t>
+      </w:r>
+    </w:p>
+    <w:p>
+      <w:pPr>
+        <w:rPr>
+          <w:rFonts w:hint="eastAsia"/>
+          <w:lang w:val="en-US" w:eastAsia="zh-CN"/>
+        </w:rPr>
+      </w:pPr>
+      <w:r>
+        <w:rPr>
+          <w:rFonts w:hint="eastAsia"/>
+          <w:lang w:val="en-US" w:eastAsia="zh-CN"/>
+        </w:rPr>
+        <w:t>pip install modelscope</w:t>
+      </w:r>
+    </w:p>
+    <w:p>
+      <w:pPr>
+        <w:rPr>
+          <w:rFonts w:hint="eastAsia"/>
+          <w:lang w:val="en-US" w:eastAsia="zh-CN"/>
+        </w:rPr>
+      </w:pPr>
+      <w:r>
+        <w:rPr>
+          <w:rFonts w:hint="eastAsia"/>
+          <w:lang w:val="en-US" w:eastAsia="zh-CN"/>
+        </w:rPr>
+        <w:t>python vectorize_chunks.py</w:t>
+      </w:r>
+    </w:p>
+    <w:p>
+      <w:pPr>
+        <w:rPr>
+          <w:rFonts w:hint="eastAsia"/>
           <w:lang w:val="en-US" w:eastAsia="zh-CN"/>
         </w:rPr>
       </w:pPr>
@@ -30,6 +388,29 @@
           <w:lang w:val="en-US" w:eastAsia="zh-CN"/>
         </w:rPr>
         <w:t>向量化</w:t>
+      </w:r>
+    </w:p>
+    <w:p>
+      <w:pPr>
+        <w:rPr>
+          <w:rFonts w:hint="eastAsia"/>
+          <w:lang w:val="en-US" w:eastAsia="zh-CN"/>
+        </w:rPr>
+      </w:pPr>
+    </w:p>
+    <w:p>
+      <w:pPr>
+        <w:rPr>
+          <w:rFonts w:hint="default"/>
+          <w:lang w:val="en-US" w:eastAsia="zh-CN"/>
+        </w:rPr>
+      </w:pPr>
+      <w:r>
+        <w:rPr>
+          <w:rFonts w:hint="default"/>
+          <w:lang w:val="en-US" w:eastAsia="zh-CN"/>
+        </w:rPr>
+        <w:t>python search_test.py</w:t>
       </w:r>
     </w:p>
     <w:p>
@@ -82,7 +463,7 @@
                     </pic:cNvPicPr>
                   </pic:nvPicPr>
                   <pic:blipFill>
-                    <a:blip r:embed="rId4"/>
+                    <a:blip r:embed="rId5"/>
                     <a:stretch>
                       <a:fillRect/>
                     </a:stretch>
@@ -125,7 +506,7 @@
                     </pic:cNvPicPr>
                   </pic:nvPicPr>
                   <pic:blipFill>
-                    <a:blip r:embed="rId5"/>
+                    <a:blip r:embed="rId6"/>
                     <a:stretch>
                       <a:fillRect/>
                     </a:stretch>
@@ -168,7 +549,7 @@
                     </pic:cNvPicPr>
                   </pic:nvPicPr>
                   <pic:blipFill>
-                    <a:blip r:embed="rId6"/>
+                    <a:blip r:embed="rId7"/>
                     <a:stretch>
                       <a:fillRect/>
                     </a:stretch>
@@ -229,6 +610,36 @@
     <w:p>
       <w:pPr>
         <w:rPr>
+          <w:rFonts w:hint="eastAsia"/>
+          <w:lang w:val="en-US" w:eastAsia="zh-CN"/>
+        </w:rPr>
+      </w:pPr>
+      <w:r>
+        <w:rPr>
+          <w:rFonts w:hint="eastAsia"/>
+          <w:lang w:val="en-US" w:eastAsia="zh-CN"/>
+        </w:rPr>
+        <w:t>pip install openai -i https://pypi.tuna.tsinghua.edu.cn/simple</w:t>
+      </w:r>
+    </w:p>
+    <w:p>
+      <w:pPr>
+        <w:rPr>
+          <w:rFonts w:hint="eastAsia"/>
+          <w:lang w:val="en-US" w:eastAsia="zh-CN"/>
+        </w:rPr>
+      </w:pPr>
+      <w:r>
+        <w:rPr>
+          <w:rFonts w:hint="eastAsia"/>
+          <w:lang w:val="en-US" w:eastAsia="zh-CN"/>
+        </w:rPr>
+        <w:t>python ask.py</w:t>
+      </w:r>
+    </w:p>
+    <w:p>
+      <w:pPr>
+        <w:rPr>
           <w:rFonts w:hint="default"/>
           <w:lang w:val="en-US" w:eastAsia="zh-CN"/>
         </w:rPr>
@@ -271,7 +682,7 @@
                     </pic:cNvPicPr>
                   </pic:nvPicPr>
                   <pic:blipFill>
-                    <a:blip r:embed="rId7"/>
+                    <a:blip r:embed="rId8"/>
                     <a:stretch>
                       <a:fillRect/>
                     </a:stretch>
@@ -319,6 +730,7 @@
     <w:p>
       <w:pPr>
         <w:numPr>
+          <w:ilvl w:val="0"/>
           <w:numId w:val="0"/>
         </w:numPr>
         <w:rPr>
@@ -337,6 +749,7 @@
     <w:p>
       <w:pPr>
         <w:numPr>
+          <w:ilvl w:val="0"/>
           <w:numId w:val="0"/>
         </w:numPr>
         <w:rPr>
@@ -348,6 +761,7 @@
     <w:p>
       <w:pPr>
         <w:numPr>
+          <w:ilvl w:val="0"/>
           <w:numId w:val="0"/>
         </w:numPr>
       </w:pPr>
@@ -370,7 +784,7 @@
                     </pic:cNvPicPr>
                   </pic:nvPicPr>
                   <pic:blipFill>
-                    <a:blip r:embed="rId8"/>
+                    <a:blip r:embed="rId9"/>
                     <a:stretch>
                       <a:fillRect/>
                     </a:stretch>
@@ -398,6 +812,7 @@
     <w:p>
       <w:pPr>
         <w:numPr>
+          <w:ilvl w:val="0"/>
           <w:numId w:val="0"/>
         </w:numPr>
       </w:pPr>
@@ -405,6 +820,7 @@
     <w:p>
       <w:pPr>
         <w:numPr>
+          <w:ilvl w:val="0"/>
           <w:numId w:val="0"/>
         </w:numPr>
       </w:pPr>
@@ -432,6 +848,7 @@
     <w:p>
       <w:pPr>
         <w:numPr>
+          <w:ilvl w:val="0"/>
           <w:numId w:val="0"/>
         </w:numPr>
         <w:ind w:leftChars="0"/>
@@ -451,6 +868,7 @@
     <w:p>
       <w:pPr>
         <w:numPr>
+          <w:ilvl w:val="0"/>
           <w:numId w:val="0"/>
         </w:numPr>
         <w:ind w:leftChars="0"/>
@@ -470,17 +888,11 @@
     <w:p>
       <w:pPr>
         <w:numPr>
+          <w:ilvl w:val="0"/>
           <w:numId w:val="0"/>
         </w:numPr>
         <w:ind w:leftChars="0"/>
       </w:pPr>
-      <w:r>
-        <w:rPr>
-          <w:rFonts w:hint="eastAsia"/>
-          <w:lang w:val="en-US" w:eastAsia="zh-CN"/>
-        </w:rPr>
-        <w:tab/>
-      </w:r>
       <w:r>
         <w:drawing>
           <wp:inline distT="0" distB="0" distL="114300" distR="114300">
@@ -500,7 +912,7 @@
                     </pic:cNvPicPr>
                   </pic:nvPicPr>
                   <pic:blipFill>
-                    <a:blip r:embed="rId9"/>
+                    <a:blip r:embed="rId10"/>
                     <a:stretch>
                       <a:fillRect/>
                     </a:stretch>
@@ -528,6 +940,7 @@
     <w:p>
       <w:pPr>
         <w:numPr>
+          <w:ilvl w:val="0"/>
           <w:numId w:val="0"/>
         </w:numPr>
         <w:ind w:leftChars="0"/>
@@ -551,7 +964,7 @@
                     </pic:cNvPicPr>
                   </pic:nvPicPr>
                   <pic:blipFill>
-                    <a:blip r:embed="rId10"/>
+                    <a:blip r:embed="rId11"/>
                     <a:stretch>
                       <a:fillRect/>
                     </a:stretch>
@@ -594,7 +1007,7 @@
                     </pic:cNvPicPr>
                   </pic:nvPicPr>
                   <pic:blipFill>
-                    <a:blip r:embed="rId11"/>
+                    <a:blip r:embed="rId12"/>
                     <a:stretch>
                       <a:fillRect/>
                     </a:stretch>
@@ -637,7 +1050,7 @@
                     </pic:cNvPicPr>
                   </pic:nvPicPr>
                   <pic:blipFill>
-                    <a:blip r:embed="rId12"/>
+                    <a:blip r:embed="rId13"/>
                     <a:stretch>
                       <a:fillRect/>
                     </a:stretch>
@@ -665,6 +1078,7 @@
     <w:p>
       <w:pPr>
         <w:numPr>
+          <w:ilvl w:val="0"/>
           <w:numId w:val="0"/>
         </w:numPr>
         <w:ind w:leftChars="0"/>
@@ -673,6 +1087,7 @@
     <w:p>
       <w:pPr>
         <w:numPr>
+          <w:ilvl w:val="0"/>
           <w:numId w:val="0"/>
         </w:numPr>
         <w:ind w:leftChars="0"/>
@@ -681,14 +1096,33 @@
     <w:p>
       <w:pPr>
         <w:numPr>
+          <w:ilvl w:val="0"/>
           <w:numId w:val="0"/>
         </w:numPr>
         <w:ind w:leftChars="0"/>
-      </w:pPr>
+        <w:rPr>
+          <w:rFonts w:hint="default" w:eastAsiaTheme="minorEastAsia"/>
+          <w:lang w:val="en-US" w:eastAsia="zh-CN"/>
+        </w:rPr>
+      </w:pPr>
+      <w:r>
+        <w:rPr>
+          <w:rFonts w:hint="eastAsia"/>
+        </w:rPr>
+        <w:t>rule_engine</w:t>
+      </w:r>
+      <w:r>
+        <w:rPr>
+          <w:rFonts w:hint="eastAsia"/>
+          <w:lang w:val="en-US" w:eastAsia="zh-CN"/>
+        </w:rPr>
+        <w:t>.py</w:t>
+      </w:r>
     </w:p>
     <w:p>
       <w:pPr>
         <w:numPr>
+          <w:ilvl w:val="0"/>
           <w:numId w:val="0"/>
         </w:numPr>
         <w:ind w:leftChars="0"/>
@@ -708,6 +1142,7 @@
     <w:p>
       <w:pPr>
         <w:numPr>
+          <w:ilvl w:val="0"/>
           <w:numId w:val="0"/>
         </w:numPr>
         <w:ind w:leftChars="0"/>
@@ -723,12 +1158,11 @@
         </w:rPr>
         <w:t>结构：13 条红线 + 55 条常规 = 68 条</w:t>
       </w:r>
-      <w:bookmarkStart w:id="0" w:name="_GoBack"/>
-      <w:bookmarkEnd w:id="0"/>
     </w:p>
     <w:p>
       <w:pPr>
         <w:numPr>
+          <w:ilvl w:val="0"/>
           <w:numId w:val="0"/>
         </w:numPr>
         <w:ind w:leftChars="0"/>
@@ -752,7 +1186,7 @@
                     </pic:cNvPicPr>
                   </pic:nvPicPr>
                   <pic:blipFill>
-                    <a:blip r:embed="rId13"/>
+                    <a:blip r:embed="rId14"/>
                     <a:stretch>
                       <a:fillRect/>
                     </a:stretch>
@@ -780,6 +1214,7 @@
     <w:p>
       <w:pPr>
         <w:numPr>
+          <w:ilvl w:val="0"/>
           <w:numId w:val="0"/>
         </w:numPr>
         <w:ind w:leftChars="0"/>
@@ -790,12 +1225,6 @@
       </w:pPr>
     </w:p>
     <w:p>
-      <w:pPr>
-        <w:rPr>
-          <w:rFonts w:hint="default"/>
-          <w:lang w:val="en-US" w:eastAsia="zh-CN"/>
-        </w:rPr>
-      </w:pPr>
       <w:r>
         <w:drawing>
           <wp:inline distT="0" distB="0" distL="114300" distR="114300">
@@ -815,7 +1244,7 @@
                     </pic:cNvPicPr>
                   </pic:nvPicPr>
                   <pic:blipFill>
-                    <a:blip r:embed="rId14"/>
+                    <a:blip r:embed="rId15"/>
                     <a:stretch>
                       <a:fillRect/>
                     </a:stretch>
@@ -858,7 +1287,7 @@
                     </pic:cNvPicPr>
                   </pic:nvPicPr>
                   <pic:blipFill>
-                    <a:blip r:embed="rId15"/>
+                    <a:blip r:embed="rId16"/>
                     <a:stretch>
                       <a:fillRect/>
                     </a:stretch>
@@ -882,6 +1311,281 @@
           </wp:inline>
         </w:drawing>
       </w:r>
+    </w:p>
+    <w:p/>
+    <w:p/>
+    <w:p/>
+    <w:p>
+      <w:pPr>
+        <w:rPr/>
+      </w:pPr>
+      <w:r>
+        <w:rPr>
+          <w:rFonts w:hint="default"/>
+          <w:lang w:val="en-US" w:eastAsia="zh-CN"/>
+        </w:rPr>
+        <w:t>测 /api/analyze 接口：不用浏览器、不依赖 /docs 页面。</w:t>
+      </w:r>
+    </w:p>
+    <w:p>
+      <w:pPr>
+        <w:rPr>
+          <w:rFonts w:hint="default"/>
+        </w:rPr>
+      </w:pPr>
+      <w:r>
+        <w:rPr>
+          <w:rFonts w:hint="default"/>
+          <w:lang w:val="en-US" w:eastAsia="zh-CN"/>
+        </w:rPr>
+        <w:t>前提：另一个窗口里 uvicorn main:app --reload 正在跑（别关）。</w:t>
+      </w:r>
+    </w:p>
+    <w:p>
+      <w:r>
+        <w:rPr>
+          <w:rFonts w:hint="default"/>
+          <w:lang w:val="en-US" w:eastAsia="zh-CN"/>
+        </w:rPr>
+        <w:t>运行：python test_api.py</w:t>
+      </w:r>
+    </w:p>
+    <w:p>
+      <w:pPr>
+        <w:rPr>
+          <w:rFonts w:hint="eastAsia"/>
+          <w:lang w:val="en-US" w:eastAsia="zh-CN"/>
+        </w:rPr>
+      </w:pPr>
+      <w:r>
+        <w:rPr>
+          <w:rFonts w:hint="eastAsia"/>
+          <w:lang w:val="en-US" w:eastAsia="zh-CN"/>
+        </w:rPr>
+        <w:t>Test_api.py</w:t>
+      </w:r>
+    </w:p>
+    <w:p>
+      <w:r>
+        <w:drawing>
+          <wp:inline distT="0" distB="0" distL="114300" distR="114300">
+            <wp:extent cx="5264150" cy="1543050"/>
+            <wp:effectExtent l="0" t="0" r="6350" b="6350"/>
+            <wp:docPr id="14" name="图片 2"/>
+            <wp:cNvGraphicFramePr>
+              <a:graphicFrameLocks xmlns:a="http://schemas.openxmlformats.org/drawingml/2006/main" noChangeAspect="1"/>
+            </wp:cNvGraphicFramePr>
+            <a:graphic xmlns:a="http://schemas.openxmlformats.org/drawingml/2006/main">
+              <a:graphicData uri="http://schemas.openxmlformats.org/drawingml/2006/picture">
+                <pic:pic xmlns:pic="http://schemas.openxmlformats.org/drawingml/2006/picture">
+                  <pic:nvPicPr>
+                    <pic:cNvPr id="14" name="图片 2"/>
+                    <pic:cNvPicPr>
+                      <a:picLocks noChangeAspect="1"/>
+                    </pic:cNvPicPr>
+                  </pic:nvPicPr>
+                  <pic:blipFill>
+                    <a:blip r:embed="rId17"/>
+                    <a:stretch>
+                      <a:fillRect/>
+                    </a:stretch>
+                  </pic:blipFill>
+                  <pic:spPr>
+                    <a:xfrm>
+                      <a:off x="0" y="0"/>
+                      <a:ext cx="5264150" cy="1543050"/>
+                    </a:xfrm>
+                    <a:prstGeom prst="rect">
+                      <a:avLst/>
+                    </a:prstGeom>
+                    <a:noFill/>
+                    <a:ln>
+                      <a:noFill/>
+                    </a:ln>
+                  </pic:spPr>
+                </pic:pic>
+              </a:graphicData>
+            </a:graphic>
+          </wp:inline>
+        </w:drawing>
+      </w:r>
+    </w:p>
+    <w:p/>
+    <w:p/>
+    <w:p/>
+    <w:p>
+      <w:pPr>
+        <w:rPr>
+          <w:rFonts w:hint="default"/>
+          <w:lang w:val="en-US" w:eastAsia="zh-CN"/>
+        </w:rPr>
+      </w:pPr>
+      <w:r>
+        <w:rPr>
+          <w:rFonts w:hint="default"/>
+          <w:lang w:val="en-US" w:eastAsia="zh-CN"/>
+        </w:rPr>
+        <w:t># 窗口① 后端</w:t>
+      </w:r>
+    </w:p>
+    <w:p>
+      <w:pPr>
+        <w:rPr>
+          <w:rFonts w:hint="default"/>
+          <w:lang w:val="en-US" w:eastAsia="zh-CN"/>
+        </w:rPr>
+      </w:pPr>
+      <w:r>
+        <w:rPr>
+          <w:rFonts w:hint="default"/>
+          <w:lang w:val="en-US" w:eastAsia="zh-CN"/>
+        </w:rPr>
+        <w:t>cd C:\Users\sakura\pci-med\backend</w:t>
+      </w:r>
+    </w:p>
+    <w:p>
+      <w:pPr>
+        <w:rPr>
+          <w:rFonts w:hint="default"/>
+          <w:lang w:val="en-US" w:eastAsia="zh-CN"/>
+        </w:rPr>
+      </w:pPr>
+      <w:r>
+        <w:rPr>
+          <w:rFonts w:hint="default"/>
+          <w:lang w:val="en-US" w:eastAsia="zh-CN"/>
+        </w:rPr>
+        <w:t>venv\Scripts\activate.bat</w:t>
+      </w:r>
+    </w:p>
+    <w:p>
+      <w:pPr>
+        <w:rPr>
+          <w:rFonts w:hint="default"/>
+          <w:lang w:val="en-US" w:eastAsia="zh-CN"/>
+        </w:rPr>
+      </w:pPr>
+      <w:r>
+        <w:rPr>
+          <w:rFonts w:hint="default"/>
+          <w:lang w:val="en-US" w:eastAsia="zh-CN"/>
+        </w:rPr>
+        <w:t>uvicorn api:app --reload</w:t>
+      </w:r>
+    </w:p>
+    <w:p>
+      <w:pPr>
+        <w:rPr>
+          <w:rFonts w:hint="default"/>
+          <w:lang w:val="en-US" w:eastAsia="zh-CN"/>
+        </w:rPr>
+      </w:pPr>
+    </w:p>
+    <w:p>
+      <w:pPr>
+        <w:rPr>
+          <w:rFonts w:hint="default"/>
+          <w:lang w:val="en-US" w:eastAsia="zh-CN"/>
+        </w:rPr>
+      </w:pPr>
+    </w:p>
+    <w:p>
+      <w:pPr>
+        <w:rPr>
+          <w:rFonts w:hint="default"/>
+          <w:lang w:val="en-US" w:eastAsia="zh-CN"/>
+        </w:rPr>
+      </w:pPr>
+      <w:r>
+        <w:rPr>
+          <w:rFonts w:hint="default"/>
+          <w:lang w:val="en-US" w:eastAsia="zh-CN"/>
+        </w:rPr>
+        <w:t># 窗口② 前端</w:t>
+      </w:r>
+    </w:p>
+    <w:p>
+      <w:pPr>
+        <w:rPr>
+          <w:rFonts w:hint="default"/>
+          <w:lang w:val="en-US" w:eastAsia="zh-CN"/>
+        </w:rPr>
+      </w:pPr>
+      <w:r>
+        <w:rPr>
+          <w:rFonts w:hint="default"/>
+          <w:lang w:val="en-US" w:eastAsia="zh-CN"/>
+        </w:rPr>
+        <w:t>cd C:\Users\sakura\pci-med\frontend</w:t>
+      </w:r>
+    </w:p>
+    <w:p>
+      <w:pPr>
+        <w:rPr>
+          <w:rFonts w:hint="default"/>
+          <w:lang w:val="en-US" w:eastAsia="zh-CN"/>
+        </w:rPr>
+      </w:pPr>
+      <w:r>
+        <w:rPr>
+          <w:rFonts w:hint="default"/>
+          <w:lang w:val="en-US" w:eastAsia="zh-CN"/>
+        </w:rPr>
+        <w:t>npm run dev</w:t>
+      </w:r>
+    </w:p>
+    <w:p>
+      <w:pPr>
+        <w:rPr>
+          <w:rFonts w:hint="default"/>
+          <w:lang w:val="en-US" w:eastAsia="zh-CN"/>
+        </w:rPr>
+      </w:pPr>
+      <w:r>
+        <w:drawing>
+          <wp:inline distT="0" distB="0" distL="114300" distR="114300">
+            <wp:extent cx="5265420" cy="3420110"/>
+            <wp:effectExtent l="0" t="0" r="5080" b="8890"/>
+            <wp:docPr id="15" name="图片 3"/>
+            <wp:cNvGraphicFramePr>
+              <a:graphicFrameLocks xmlns:a="http://schemas.openxmlformats.org/drawingml/2006/main" noChangeAspect="1"/>
+            </wp:cNvGraphicFramePr>
+            <a:graphic xmlns:a="http://schemas.openxmlformats.org/drawingml/2006/main">
+              <a:graphicData uri="http://schemas.openxmlformats.org/drawingml/2006/picture">
+                <pic:pic xmlns:pic="http://schemas.openxmlformats.org/drawingml/2006/picture">
+                  <pic:nvPicPr>
+                    <pic:cNvPr id="15" name="图片 3"/>
+                    <pic:cNvPicPr>
+                      <a:picLocks noChangeAspect="1"/>
+                    </pic:cNvPicPr>
+                  </pic:nvPicPr>
+                  <pic:blipFill>
+                    <a:blip r:embed="rId18"/>
+                    <a:stretch>
+                      <a:fillRect/>
+                    </a:stretch>
+                  </pic:blipFill>
+                  <pic:spPr>
+                    <a:xfrm>
+                      <a:off x="0" y="0"/>
+                      <a:ext cx="5265420" cy="3420110"/>
+                    </a:xfrm>
+                    <a:prstGeom prst="rect">
+                      <a:avLst/>
+                    </a:prstGeom>
+                    <a:noFill/>
+                    <a:ln>
+                      <a:noFill/>
+                    </a:ln>
+                  </pic:spPr>
+                </pic:pic>
+              </a:graphicData>
+            </a:graphic>
+          </wp:inline>
+        </w:drawing>
+      </w:r>
+      <w:bookmarkStart w:id="0" w:name="_GoBack"/>
+      <w:bookmarkEnd w:id="0"/>
     </w:p>
     <w:sectPr>
       <w:pgSz w:w="11906" w:h="16838"/>
@@ -1027,7 +1731,7 @@
     <w:lsdException w:unhideWhenUsed="0" w:uiPriority="0" w:semiHidden="0" w:name="HTML Sample"/>
     <w:lsdException w:unhideWhenUsed="0" w:uiPriority="0" w:semiHidden="0" w:name="HTML Typewriter"/>
     <w:lsdException w:unhideWhenUsed="0" w:uiPriority="0" w:semiHidden="0" w:name="HTML Variable"/>
-    <w:lsdException w:unhideWhenUsed="0" w:uiPriority="0" w:name="Normal Table"/>
+    <w:lsdException w:qFormat="1" w:unhideWhenUsed="0" w:uiPriority="0" w:name="Normal Table"/>
     <w:lsdException w:unhideWhenUsed="0" w:uiPriority="0" w:semiHidden="0" w:name="annotation subject"/>
     <w:lsdException w:unhideWhenUsed="0" w:uiPriority="0" w:semiHidden="0" w:name="Table Simple 1"/>
     <w:lsdException w:unhideWhenUsed="0" w:uiPriority="0" w:semiHidden="0" w:name="Table Simple 2"/>
@@ -1197,6 +1901,7 @@
   <w:style w:type="table" w:default="1" w:styleId="2">
     <w:name w:val="Normal Table"/>
     <w:semiHidden/>
+    <w:qFormat/>
     <w:uiPriority w:val="0"/>
     <w:tblPr>
       <w:tblCellMar>

--- a/工作日志-WSY.docx
+++ b/工作日志-WSY.docx
@@ -1541,6 +1541,37 @@
           <w:lang w:val="en-US" w:eastAsia="zh-CN"/>
         </w:rPr>
       </w:pPr>
+    </w:p>
+    <w:p>
+      <w:pPr>
+        <w:rPr>
+          <w:rFonts w:hint="default"/>
+          <w:lang w:val="en-US" w:eastAsia="zh-CN"/>
+        </w:rPr>
+      </w:pPr>
+    </w:p>
+    <w:p>
+      <w:pPr>
+        <w:rPr>
+          <w:rFonts w:hint="default"/>
+          <w:lang w:val="en-US" w:eastAsia="zh-CN"/>
+        </w:rPr>
+      </w:pPr>
+      <w:r>
+        <w:rPr>
+          <w:rFonts w:hint="eastAsia"/>
+          <w:lang w:val="en-US" w:eastAsia="zh-CN"/>
+        </w:rPr>
+        <w:t>复现没有问题</w:t>
+      </w:r>
+    </w:p>
+    <w:p>
+      <w:pPr>
+        <w:rPr>
+          <w:rFonts w:hint="default" w:eastAsiaTheme="minorEastAsia"/>
+          <w:lang w:val="en-US" w:eastAsia="zh-CN"/>
+        </w:rPr>
+      </w:pPr>
       <w:r>
         <w:drawing>
           <wp:inline distT="0" distB="0" distL="114300" distR="114300">
@@ -1569,6 +1600,142 @@
                     <a:xfrm>
                       <a:off x="0" y="0"/>
                       <a:ext cx="5265420" cy="3420110"/>
+                    </a:xfrm>
+                    <a:prstGeom prst="rect">
+                      <a:avLst/>
+                    </a:prstGeom>
+                    <a:noFill/>
+                    <a:ln>
+                      <a:noFill/>
+                    </a:ln>
+                  </pic:spPr>
+                </pic:pic>
+              </a:graphicData>
+            </a:graphic>
+          </wp:inline>
+        </w:drawing>
+      </w:r>
+      <w:r>
+        <w:drawing>
+          <wp:inline distT="0" distB="0" distL="114300" distR="114300">
+            <wp:extent cx="5270500" cy="4355465"/>
+            <wp:effectExtent l="0" t="0" r="0" b="635"/>
+            <wp:docPr id="16" name="图片 4"/>
+            <wp:cNvGraphicFramePr>
+              <a:graphicFrameLocks xmlns:a="http://schemas.openxmlformats.org/drawingml/2006/main" noChangeAspect="1"/>
+            </wp:cNvGraphicFramePr>
+            <a:graphic xmlns:a="http://schemas.openxmlformats.org/drawingml/2006/main">
+              <a:graphicData uri="http://schemas.openxmlformats.org/drawingml/2006/picture">
+                <pic:pic xmlns:pic="http://schemas.openxmlformats.org/drawingml/2006/picture">
+                  <pic:nvPicPr>
+                    <pic:cNvPr id="16" name="图片 4"/>
+                    <pic:cNvPicPr>
+                      <a:picLocks noChangeAspect="1"/>
+                    </pic:cNvPicPr>
+                  </pic:nvPicPr>
+                  <pic:blipFill>
+                    <a:blip r:embed="rId19"/>
+                    <a:stretch>
+                      <a:fillRect/>
+                    </a:stretch>
+                  </pic:blipFill>
+                  <pic:spPr>
+                    <a:xfrm>
+                      <a:off x="0" y="0"/>
+                      <a:ext cx="5270500" cy="4355465"/>
+                    </a:xfrm>
+                    <a:prstGeom prst="rect">
+                      <a:avLst/>
+                    </a:prstGeom>
+                    <a:noFill/>
+                    <a:ln>
+                      <a:noFill/>
+                    </a:ln>
+                  </pic:spPr>
+                </pic:pic>
+              </a:graphicData>
+            </a:graphic>
+          </wp:inline>
+        </w:drawing>
+      </w:r>
+      <w:r>
+        <w:drawing>
+          <wp:inline distT="0" distB="0" distL="114300" distR="114300">
+            <wp:extent cx="5264785" cy="3085465"/>
+            <wp:effectExtent l="0" t="0" r="5715" b="635"/>
+            <wp:docPr id="17" name="图片 5"/>
+            <wp:cNvGraphicFramePr>
+              <a:graphicFrameLocks xmlns:a="http://schemas.openxmlformats.org/drawingml/2006/main" noChangeAspect="1"/>
+            </wp:cNvGraphicFramePr>
+            <a:graphic xmlns:a="http://schemas.openxmlformats.org/drawingml/2006/main">
+              <a:graphicData uri="http://schemas.openxmlformats.org/drawingml/2006/picture">
+                <pic:pic xmlns:pic="http://schemas.openxmlformats.org/drawingml/2006/picture">
+                  <pic:nvPicPr>
+                    <pic:cNvPr id="17" name="图片 5"/>
+                    <pic:cNvPicPr>
+                      <a:picLocks noChangeAspect="1"/>
+                    </pic:cNvPicPr>
+                  </pic:nvPicPr>
+                  <pic:blipFill>
+                    <a:blip r:embed="rId20"/>
+                    <a:stretch>
+                      <a:fillRect/>
+                    </a:stretch>
+                  </pic:blipFill>
+                  <pic:spPr>
+                    <a:xfrm>
+                      <a:off x="0" y="0"/>
+                      <a:ext cx="5264785" cy="3085465"/>
+                    </a:xfrm>
+                    <a:prstGeom prst="rect">
+                      <a:avLst/>
+                    </a:prstGeom>
+                    <a:noFill/>
+                    <a:ln>
+                      <a:noFill/>
+                    </a:ln>
+                  </pic:spPr>
+                </pic:pic>
+              </a:graphicData>
+            </a:graphic>
+          </wp:inline>
+        </w:drawing>
+      </w:r>
+      <w:r>
+        <w:rPr>
+          <w:rFonts w:hint="eastAsia"/>
+          <w:lang w:val="en-US" w:eastAsia="zh-CN"/>
+        </w:rPr>
+        <w:t xml:space="preserve"> </w:t>
+      </w:r>
+      <w:r>
+        <w:drawing>
+          <wp:inline distT="0" distB="0" distL="114300" distR="114300">
+            <wp:extent cx="5264785" cy="4464685"/>
+            <wp:effectExtent l="0" t="0" r="5715" b="5715"/>
+            <wp:docPr id="18" name="图片 6"/>
+            <wp:cNvGraphicFramePr>
+              <a:graphicFrameLocks xmlns:a="http://schemas.openxmlformats.org/drawingml/2006/main" noChangeAspect="1"/>
+            </wp:cNvGraphicFramePr>
+            <a:graphic xmlns:a="http://schemas.openxmlformats.org/drawingml/2006/main">
+              <a:graphicData uri="http://schemas.openxmlformats.org/drawingml/2006/picture">
+                <pic:pic xmlns:pic="http://schemas.openxmlformats.org/drawingml/2006/picture">
+                  <pic:nvPicPr>
+                    <pic:cNvPr id="18" name="图片 6"/>
+                    <pic:cNvPicPr>
+                      <a:picLocks noChangeAspect="1"/>
+                    </pic:cNvPicPr>
+                  </pic:nvPicPr>
+                  <pic:blipFill>
+                    <a:blip r:embed="rId21"/>
+                    <a:stretch>
+                      <a:fillRect/>
+                    </a:stretch>
+                  </pic:blipFill>
+                  <pic:spPr>
+                    <a:xfrm>
+                      <a:off x="0" y="0"/>
+                      <a:ext cx="5264785" cy="4464685"/>
                     </a:xfrm>
                     <a:prstGeom prst="rect">
                       <a:avLst/>

--- a/工作日志-WSY.docx
+++ b/工作日志-WSY.docx
@@ -1316,9 +1316,6 @@
     <w:p/>
     <w:p/>
     <w:p>
-      <w:pPr>
-        <w:rPr/>
-      </w:pPr>
       <w:r>
         <w:rPr>
           <w:rFonts w:hint="default"/>
@@ -1545,39 +1542,40 @@
     <w:p>
       <w:pPr>
         <w:rPr>
-          <w:rFonts w:hint="default"/>
-          <w:lang w:val="en-US" w:eastAsia="zh-CN"/>
-        </w:rPr>
-      </w:pPr>
-    </w:p>
-    <w:p>
-      <w:pPr>
-        <w:rPr>
-          <w:rFonts w:hint="default"/>
-          <w:lang w:val="en-US" w:eastAsia="zh-CN"/>
-        </w:rPr>
-      </w:pPr>
-      <w:r>
-        <w:rPr>
-          <w:rFonts w:hint="eastAsia"/>
-          <w:lang w:val="en-US" w:eastAsia="zh-CN"/>
-        </w:rPr>
-        <w:t>复现没有问题</w:t>
-      </w:r>
-    </w:p>
-    <w:p>
-      <w:pPr>
-        <w:rPr>
-          <w:rFonts w:hint="default" w:eastAsiaTheme="minorEastAsia"/>
-          <w:lang w:val="en-US" w:eastAsia="zh-CN"/>
-        </w:rPr>
-      </w:pPr>
+          <w:rFonts w:hint="eastAsia"/>
+          <w:lang w:val="en-US" w:eastAsia="zh-CN"/>
+        </w:rPr>
+      </w:pPr>
+    </w:p>
+    <w:p>
+      <w:pPr>
+        <w:rPr>
+          <w:rFonts w:hint="eastAsia"/>
+          <w:lang w:val="en-US" w:eastAsia="zh-CN"/>
+        </w:rPr>
+      </w:pPr>
+      <w:r>
+        <w:rPr>
+          <w:rFonts w:hint="eastAsia"/>
+          <w:lang w:val="en-US" w:eastAsia="zh-CN"/>
+        </w:rPr>
+        <w:t>2.0测试版本</w:t>
+      </w:r>
+    </w:p>
+    <w:p>
+      <w:r>
+        <w:rPr>
+          <w:rFonts w:hint="eastAsia"/>
+          <w:lang w:val="en-US" w:eastAsia="zh-CN"/>
+        </w:rPr>
+        <w:t xml:space="preserve"> </w:t>
+      </w:r>
       <w:r>
         <w:drawing>
           <wp:inline distT="0" distB="0" distL="114300" distR="114300">
-            <wp:extent cx="5265420" cy="3420110"/>
-            <wp:effectExtent l="0" t="0" r="5080" b="8890"/>
-            <wp:docPr id="15" name="图片 3"/>
+            <wp:extent cx="5270500" cy="6806565"/>
+            <wp:effectExtent l="0" t="0" r="0" b="635"/>
+            <wp:docPr id="18" name="图片 1"/>
             <wp:cNvGraphicFramePr>
               <a:graphicFrameLocks xmlns:a="http://schemas.openxmlformats.org/drawingml/2006/main" noChangeAspect="1"/>
             </wp:cNvGraphicFramePr>
@@ -1585,7 +1583,7 @@
               <a:graphicData uri="http://schemas.openxmlformats.org/drawingml/2006/picture">
                 <pic:pic xmlns:pic="http://schemas.openxmlformats.org/drawingml/2006/picture">
                   <pic:nvPicPr>
-                    <pic:cNvPr id="15" name="图片 3"/>
+                    <pic:cNvPr id="18" name="图片 1"/>
                     <pic:cNvPicPr>
                       <a:picLocks noChangeAspect="1"/>
                     </pic:cNvPicPr>
@@ -1599,7 +1597,7 @@
                   <pic:spPr>
                     <a:xfrm>
                       <a:off x="0" y="0"/>
-                      <a:ext cx="5265420" cy="3420110"/>
+                      <a:ext cx="5270500" cy="6806565"/>
                     </a:xfrm>
                     <a:prstGeom prst="rect">
                       <a:avLst/>
@@ -1618,9 +1616,9 @@
       <w:r>
         <w:drawing>
           <wp:inline distT="0" distB="0" distL="114300" distR="114300">
-            <wp:extent cx="5270500" cy="4355465"/>
-            <wp:effectExtent l="0" t="0" r="0" b="635"/>
-            <wp:docPr id="16" name="图片 4"/>
+            <wp:extent cx="5267325" cy="4944110"/>
+            <wp:effectExtent l="0" t="0" r="3175" b="8890"/>
+            <wp:docPr id="19" name="图片 2"/>
             <wp:cNvGraphicFramePr>
               <a:graphicFrameLocks xmlns:a="http://schemas.openxmlformats.org/drawingml/2006/main" noChangeAspect="1"/>
             </wp:cNvGraphicFramePr>
@@ -1628,7 +1626,7 @@
               <a:graphicData uri="http://schemas.openxmlformats.org/drawingml/2006/picture">
                 <pic:pic xmlns:pic="http://schemas.openxmlformats.org/drawingml/2006/picture">
                   <pic:nvPicPr>
-                    <pic:cNvPr id="16" name="图片 4"/>
+                    <pic:cNvPr id="19" name="图片 2"/>
                     <pic:cNvPicPr>
                       <a:picLocks noChangeAspect="1"/>
                     </pic:cNvPicPr>
@@ -1642,7 +1640,7 @@
                   <pic:spPr>
                     <a:xfrm>
                       <a:off x="0" y="0"/>
-                      <a:ext cx="5270500" cy="4355465"/>
+                      <a:ext cx="5267325" cy="4944110"/>
                     </a:xfrm>
                     <a:prstGeom prst="rect">
                       <a:avLst/>
@@ -1661,9 +1659,9 @@
       <w:r>
         <w:drawing>
           <wp:inline distT="0" distB="0" distL="114300" distR="114300">
-            <wp:extent cx="5264785" cy="3085465"/>
-            <wp:effectExtent l="0" t="0" r="5715" b="635"/>
-            <wp:docPr id="17" name="图片 5"/>
+            <wp:extent cx="5265420" cy="4435475"/>
+            <wp:effectExtent l="0" t="0" r="5080" b="9525"/>
+            <wp:docPr id="20" name="图片 3"/>
             <wp:cNvGraphicFramePr>
               <a:graphicFrameLocks xmlns:a="http://schemas.openxmlformats.org/drawingml/2006/main" noChangeAspect="1"/>
             </wp:cNvGraphicFramePr>
@@ -1671,7 +1669,7 @@
               <a:graphicData uri="http://schemas.openxmlformats.org/drawingml/2006/picture">
                 <pic:pic xmlns:pic="http://schemas.openxmlformats.org/drawingml/2006/picture">
                   <pic:nvPicPr>
-                    <pic:cNvPr id="17" name="图片 5"/>
+                    <pic:cNvPr id="20" name="图片 3"/>
                     <pic:cNvPicPr>
                       <a:picLocks noChangeAspect="1"/>
                     </pic:cNvPicPr>
@@ -1685,7 +1683,7 @@
                   <pic:spPr>
                     <a:xfrm>
                       <a:off x="0" y="0"/>
-                      <a:ext cx="5264785" cy="3085465"/>
+                      <a:ext cx="5265420" cy="4435475"/>
                     </a:xfrm>
                     <a:prstGeom prst="rect">
                       <a:avLst/>
@@ -1702,18 +1700,11 @@
         </w:drawing>
       </w:r>
       <w:r>
-        <w:rPr>
-          <w:rFonts w:hint="eastAsia"/>
-          <w:lang w:val="en-US" w:eastAsia="zh-CN"/>
-        </w:rPr>
-        <w:t xml:space="preserve"> </w:t>
-      </w:r>
-      <w:r>
         <w:drawing>
           <wp:inline distT="0" distB="0" distL="114300" distR="114300">
-            <wp:extent cx="5264785" cy="4464685"/>
-            <wp:effectExtent l="0" t="0" r="5715" b="5715"/>
-            <wp:docPr id="18" name="图片 6"/>
+            <wp:extent cx="5268595" cy="5283200"/>
+            <wp:effectExtent l="0" t="0" r="1905" b="0"/>
+            <wp:docPr id="21" name="图片 4"/>
             <wp:cNvGraphicFramePr>
               <a:graphicFrameLocks xmlns:a="http://schemas.openxmlformats.org/drawingml/2006/main" noChangeAspect="1"/>
             </wp:cNvGraphicFramePr>
@@ -1721,7 +1712,7 @@
               <a:graphicData uri="http://schemas.openxmlformats.org/drawingml/2006/picture">
                 <pic:pic xmlns:pic="http://schemas.openxmlformats.org/drawingml/2006/picture">
                   <pic:nvPicPr>
-                    <pic:cNvPr id="18" name="图片 6"/>
+                    <pic:cNvPr id="21" name="图片 4"/>
                     <pic:cNvPicPr>
                       <a:picLocks noChangeAspect="1"/>
                     </pic:cNvPicPr>
@@ -1735,7 +1726,7 @@
                   <pic:spPr>
                     <a:xfrm>
                       <a:off x="0" y="0"/>
-                      <a:ext cx="5264785" cy="4464685"/>
+                      <a:ext cx="5268595" cy="5283200"/>
                     </a:xfrm>
                     <a:prstGeom prst="rect">
                       <a:avLst/>
@@ -1752,7 +1743,143 @@
         </w:drawing>
       </w:r>
       <w:bookmarkStart w:id="0" w:name="_GoBack"/>
+      <w:r>
+        <w:drawing>
+          <wp:inline distT="0" distB="0" distL="114300" distR="114300">
+            <wp:extent cx="5269230" cy="3813810"/>
+            <wp:effectExtent l="0" t="0" r="1270" b="8890"/>
+            <wp:docPr id="22" name="图片 5"/>
+            <wp:cNvGraphicFramePr>
+              <a:graphicFrameLocks xmlns:a="http://schemas.openxmlformats.org/drawingml/2006/main" noChangeAspect="1"/>
+            </wp:cNvGraphicFramePr>
+            <a:graphic xmlns:a="http://schemas.openxmlformats.org/drawingml/2006/main">
+              <a:graphicData uri="http://schemas.openxmlformats.org/drawingml/2006/picture">
+                <pic:pic xmlns:pic="http://schemas.openxmlformats.org/drawingml/2006/picture">
+                  <pic:nvPicPr>
+                    <pic:cNvPr id="22" name="图片 5"/>
+                    <pic:cNvPicPr>
+                      <a:picLocks noChangeAspect="1"/>
+                    </pic:cNvPicPr>
+                  </pic:nvPicPr>
+                  <pic:blipFill>
+                    <a:blip r:embed="rId22"/>
+                    <a:stretch>
+                      <a:fillRect/>
+                    </a:stretch>
+                  </pic:blipFill>
+                  <pic:spPr>
+                    <a:xfrm>
+                      <a:off x="0" y="0"/>
+                      <a:ext cx="5269230" cy="3813810"/>
+                    </a:xfrm>
+                    <a:prstGeom prst="rect">
+                      <a:avLst/>
+                    </a:prstGeom>
+                    <a:noFill/>
+                    <a:ln>
+                      <a:noFill/>
+                    </a:ln>
+                  </pic:spPr>
+                </pic:pic>
+              </a:graphicData>
+            </a:graphic>
+          </wp:inline>
+        </w:drawing>
+      </w:r>
       <w:bookmarkEnd w:id="0"/>
+    </w:p>
+    <w:p/>
+    <w:p>
+      <w:pPr>
+        <w:rPr>
+          <w:rFonts w:hint="default"/>
+          <w:lang w:val="en-US" w:eastAsia="zh-CN"/>
+        </w:rPr>
+      </w:pPr>
+    </w:p>
+    <w:p>
+      <w:pPr>
+        <w:rPr>
+          <w:rFonts w:hint="default"/>
+          <w:lang w:val="en-US" w:eastAsia="zh-CN"/>
+        </w:rPr>
+      </w:pPr>
+    </w:p>
+    <w:p>
+      <w:pPr>
+        <w:rPr>
+          <w:rFonts w:hint="default"/>
+          <w:lang w:val="en-US" w:eastAsia="zh-CN"/>
+        </w:rPr>
+      </w:pPr>
+    </w:p>
+    <w:p>
+      <w:pPr>
+        <w:rPr>
+          <w:rFonts w:hint="default"/>
+          <w:lang w:val="en-US" w:eastAsia="zh-CN"/>
+        </w:rPr>
+      </w:pPr>
+    </w:p>
+    <w:p>
+      <w:pPr>
+        <w:rPr>
+          <w:rFonts w:hint="default"/>
+          <w:lang w:val="en-US" w:eastAsia="zh-CN"/>
+        </w:rPr>
+      </w:pPr>
+      <w:r>
+        <w:rPr>
+          <w:rFonts w:hint="default"/>
+          <w:lang w:val="en-US" w:eastAsia="zh-CN"/>
+        </w:rPr>
+        <w:t>UI 按医疗专业简约风重做：顶部品牌区、步骤徽章、红线红色警示卡片、建议卡片带出处、免责声明固定底部。</w:t>
+      </w:r>
+    </w:p>
+    <w:p>
+      <w:pPr>
+        <w:rPr>
+          <w:rFonts w:hint="eastAsia"/>
+          <w:lang w:val="en-US" w:eastAsia="zh-CN"/>
+        </w:rPr>
+      </w:pPr>
+      <w:r>
+        <w:rPr>
+          <w:rFonts w:hint="eastAsia"/>
+          <w:lang w:val="en-US" w:eastAsia="zh-CN"/>
+        </w:rPr>
+        <w:t>更新App.vue</w:t>
+      </w:r>
+    </w:p>
+    <w:p>
+      <w:pPr>
+        <w:rPr>
+          <w:rFonts w:hint="eastAsia"/>
+          <w:lang w:val="en-US" w:eastAsia="zh-CN"/>
+        </w:rPr>
+      </w:pPr>
+      <w:r>
+        <w:rPr>
+          <w:rFonts w:hint="eastAsia"/>
+          <w:lang w:val="en-US" w:eastAsia="zh-CN"/>
+        </w:rPr>
+        <w:t>TS</w:t>
+      </w:r>
+    </w:p>
+    <w:p>
+      <w:pPr>
+        <w:rPr>
+          <w:rFonts w:hint="default"/>
+          <w:lang w:val="en-US" w:eastAsia="zh-CN"/>
+        </w:rPr>
+      </w:pPr>
+      <w:r>
+        <w:rPr>
+          <w:rFonts w:hint="eastAsia"/>
+          <w:lang w:val="en-US" w:eastAsia="zh-CN"/>
+        </w:rPr>
+        <w:t>聊天框</w:t>
+      </w:r>
     </w:p>
     <w:sectPr>
       <w:pgSz w:w="11906" w:h="16838"/>
@@ -1860,7 +1987,7 @@
     <w:lsdException w:qFormat="1" w:unhideWhenUsed="0" w:uiPriority="0" w:semiHidden="0" w:name="Title"/>
     <w:lsdException w:unhideWhenUsed="0" w:uiPriority="0" w:semiHidden="0" w:name="Closing"/>
     <w:lsdException w:unhideWhenUsed="0" w:uiPriority="0" w:semiHidden="0" w:name="Signature"/>
-    <w:lsdException w:unhideWhenUsed="0" w:uiPriority="0" w:name="Default Paragraph Font"/>
+    <w:lsdException w:qFormat="1" w:unhideWhenUsed="0" w:uiPriority="0" w:name="Default Paragraph Font"/>
     <w:lsdException w:unhideWhenUsed="0" w:uiPriority="0" w:semiHidden="0" w:name="Body Text"/>
     <w:lsdException w:unhideWhenUsed="0" w:uiPriority="0" w:semiHidden="0" w:name="Body Text Indent"/>
     <w:lsdException w:unhideWhenUsed="0" w:uiPriority="0" w:semiHidden="0" w:name="List Continue"/>
@@ -2063,6 +2190,7 @@
   <w:style w:type="character" w:default="1" w:styleId="3">
     <w:name w:val="Default Paragraph Font"/>
     <w:semiHidden/>
+    <w:qFormat/>
     <w:uiPriority w:val="0"/>
   </w:style>
   <w:style w:type="table" w:default="1" w:styleId="2">

--- a/工作日志-WSY.docx
+++ b/工作日志-WSY.docx
@@ -1573,8 +1573,8 @@
       <w:r>
         <w:drawing>
           <wp:inline distT="0" distB="0" distL="114300" distR="114300">
-            <wp:extent cx="5270500" cy="6806565"/>
-            <wp:effectExtent l="0" t="0" r="0" b="635"/>
+            <wp:extent cx="2327275" cy="3005455"/>
+            <wp:effectExtent l="0" t="0" r="9525" b="4445"/>
             <wp:docPr id="18" name="图片 1"/>
             <wp:cNvGraphicFramePr>
               <a:graphicFrameLocks xmlns:a="http://schemas.openxmlformats.org/drawingml/2006/main" noChangeAspect="1"/>
@@ -1597,7 +1597,7 @@
                   <pic:spPr>
                     <a:xfrm>
                       <a:off x="0" y="0"/>
-                      <a:ext cx="5270500" cy="6806565"/>
+                      <a:ext cx="2327275" cy="3005455"/>
                     </a:xfrm>
                     <a:prstGeom prst="rect">
                       <a:avLst/>
@@ -1616,8 +1616,8 @@
       <w:r>
         <w:drawing>
           <wp:inline distT="0" distB="0" distL="114300" distR="114300">
-            <wp:extent cx="5267325" cy="4944110"/>
-            <wp:effectExtent l="0" t="0" r="3175" b="8890"/>
+            <wp:extent cx="2647315" cy="2485390"/>
+            <wp:effectExtent l="0" t="0" r="6985" b="3810"/>
             <wp:docPr id="19" name="图片 2"/>
             <wp:cNvGraphicFramePr>
               <a:graphicFrameLocks xmlns:a="http://schemas.openxmlformats.org/drawingml/2006/main" noChangeAspect="1"/>
@@ -1640,7 +1640,7 @@
                   <pic:spPr>
                     <a:xfrm>
                       <a:off x="0" y="0"/>
-                      <a:ext cx="5267325" cy="4944110"/>
+                      <a:ext cx="2647315" cy="2485390"/>
                     </a:xfrm>
                     <a:prstGeom prst="rect">
                       <a:avLst/>
@@ -1659,8 +1659,8 @@
       <w:r>
         <w:drawing>
           <wp:inline distT="0" distB="0" distL="114300" distR="114300">
-            <wp:extent cx="5265420" cy="4435475"/>
-            <wp:effectExtent l="0" t="0" r="5080" b="9525"/>
+            <wp:extent cx="2304415" cy="1941195"/>
+            <wp:effectExtent l="0" t="0" r="6985" b="1905"/>
             <wp:docPr id="20" name="图片 3"/>
             <wp:cNvGraphicFramePr>
               <a:graphicFrameLocks xmlns:a="http://schemas.openxmlformats.org/drawingml/2006/main" noChangeAspect="1"/>
@@ -1683,7 +1683,7 @@
                   <pic:spPr>
                     <a:xfrm>
                       <a:off x="0" y="0"/>
-                      <a:ext cx="5265420" cy="4435475"/>
+                      <a:ext cx="2304415" cy="1941195"/>
                     </a:xfrm>
                     <a:prstGeom prst="rect">
                       <a:avLst/>
@@ -1702,8 +1702,8 @@
       <w:r>
         <w:drawing>
           <wp:inline distT="0" distB="0" distL="114300" distR="114300">
-            <wp:extent cx="5268595" cy="5283200"/>
-            <wp:effectExtent l="0" t="0" r="1905" b="0"/>
+            <wp:extent cx="2406650" cy="2413635"/>
+            <wp:effectExtent l="0" t="0" r="6350" b="12065"/>
             <wp:docPr id="21" name="图片 4"/>
             <wp:cNvGraphicFramePr>
               <a:graphicFrameLocks xmlns:a="http://schemas.openxmlformats.org/drawingml/2006/main" noChangeAspect="1"/>
@@ -1726,7 +1726,7 @@
                   <pic:spPr>
                     <a:xfrm>
                       <a:off x="0" y="0"/>
-                      <a:ext cx="5268595" cy="5283200"/>
+                      <a:ext cx="2406650" cy="2413635"/>
                     </a:xfrm>
                     <a:prstGeom prst="rect">
                       <a:avLst/>
@@ -1742,12 +1742,11 @@
           </wp:inline>
         </w:drawing>
       </w:r>
-      <w:bookmarkStart w:id="0" w:name="_GoBack"/>
       <w:r>
         <w:drawing>
           <wp:inline distT="0" distB="0" distL="114300" distR="114300">
-            <wp:extent cx="5269230" cy="3813810"/>
-            <wp:effectExtent l="0" t="0" r="1270" b="8890"/>
+            <wp:extent cx="1922145" cy="1391285"/>
+            <wp:effectExtent l="0" t="0" r="8255" b="5715"/>
             <wp:docPr id="22" name="图片 5"/>
             <wp:cNvGraphicFramePr>
               <a:graphicFrameLocks xmlns:a="http://schemas.openxmlformats.org/drawingml/2006/main" noChangeAspect="1"/>
@@ -1770,7 +1769,7 @@
                   <pic:spPr>
                     <a:xfrm>
                       <a:off x="0" y="0"/>
-                      <a:ext cx="5269230" cy="3813810"/>
+                      <a:ext cx="1922145" cy="1391285"/>
                     </a:xfrm>
                     <a:prstGeom prst="rect">
                       <a:avLst/>
@@ -1786,100 +1785,253 @@
           </wp:inline>
         </w:drawing>
       </w:r>
+    </w:p>
+    <w:p/>
+    <w:p/>
+    <w:p/>
+    <w:p/>
+    <w:p/>
+    <w:p/>
+    <w:p>
+      <w:pPr>
+        <w:rPr>
+          <w:rFonts w:hint="default" w:eastAsiaTheme="minorEastAsia"/>
+          <w:lang w:val="en-US" w:eastAsia="zh-CN"/>
+        </w:rPr>
+      </w:pPr>
+      <w:r>
+        <w:rPr>
+          <w:rFonts w:hint="eastAsia"/>
+          <w:lang w:val="en-US" w:eastAsia="zh-CN"/>
+        </w:rPr>
+        <w:t>2.1新增下拉选项+必填项</w:t>
+      </w:r>
+    </w:p>
+    <w:p>
+      <w:r>
+        <w:drawing>
+          <wp:inline distT="0" distB="0" distL="114300" distR="114300">
+            <wp:extent cx="2590800" cy="935355"/>
+            <wp:effectExtent l="0" t="0" r="0" b="4445"/>
+            <wp:docPr id="15" name="图片 1"/>
+            <wp:cNvGraphicFramePr>
+              <a:graphicFrameLocks xmlns:a="http://schemas.openxmlformats.org/drawingml/2006/main" noChangeAspect="1"/>
+            </wp:cNvGraphicFramePr>
+            <a:graphic xmlns:a="http://schemas.openxmlformats.org/drawingml/2006/main">
+              <a:graphicData uri="http://schemas.openxmlformats.org/drawingml/2006/picture">
+                <pic:pic xmlns:pic="http://schemas.openxmlformats.org/drawingml/2006/picture">
+                  <pic:nvPicPr>
+                    <pic:cNvPr id="15" name="图片 1"/>
+                    <pic:cNvPicPr>
+                      <a:picLocks noChangeAspect="1"/>
+                    </pic:cNvPicPr>
+                  </pic:nvPicPr>
+                  <pic:blipFill>
+                    <a:blip r:embed="rId23"/>
+                    <a:stretch>
+                      <a:fillRect/>
+                    </a:stretch>
+                  </pic:blipFill>
+                  <pic:spPr>
+                    <a:xfrm flipV="1">
+                      <a:off x="0" y="0"/>
+                      <a:ext cx="2590800" cy="935355"/>
+                    </a:xfrm>
+                    <a:prstGeom prst="rect">
+                      <a:avLst/>
+                    </a:prstGeom>
+                    <a:noFill/>
+                    <a:ln>
+                      <a:noFill/>
+                    </a:ln>
+                  </pic:spPr>
+                </pic:pic>
+              </a:graphicData>
+            </a:graphic>
+          </wp:inline>
+        </w:drawing>
+      </w:r>
+      <w:r>
+        <w:drawing>
+          <wp:inline distT="0" distB="0" distL="114300" distR="114300">
+            <wp:extent cx="2825750" cy="1742440"/>
+            <wp:effectExtent l="0" t="0" r="6350" b="10160"/>
+            <wp:docPr id="16" name="图片 2"/>
+            <wp:cNvGraphicFramePr>
+              <a:graphicFrameLocks xmlns:a="http://schemas.openxmlformats.org/drawingml/2006/main" noChangeAspect="1"/>
+            </wp:cNvGraphicFramePr>
+            <a:graphic xmlns:a="http://schemas.openxmlformats.org/drawingml/2006/main">
+              <a:graphicData uri="http://schemas.openxmlformats.org/drawingml/2006/picture">
+                <pic:pic xmlns:pic="http://schemas.openxmlformats.org/drawingml/2006/picture">
+                  <pic:nvPicPr>
+                    <pic:cNvPr id="16" name="图片 2"/>
+                    <pic:cNvPicPr>
+                      <a:picLocks noChangeAspect="1"/>
+                    </pic:cNvPicPr>
+                  </pic:nvPicPr>
+                  <pic:blipFill>
+                    <a:blip r:embed="rId24"/>
+                    <a:stretch>
+                      <a:fillRect/>
+                    </a:stretch>
+                  </pic:blipFill>
+                  <pic:spPr>
+                    <a:xfrm>
+                      <a:off x="0" y="0"/>
+                      <a:ext cx="2825750" cy="1742440"/>
+                    </a:xfrm>
+                    <a:prstGeom prst="rect">
+                      <a:avLst/>
+                    </a:prstGeom>
+                    <a:noFill/>
+                    <a:ln>
+                      <a:noFill/>
+                    </a:ln>
+                  </pic:spPr>
+                </pic:pic>
+              </a:graphicData>
+            </a:graphic>
+          </wp:inline>
+        </w:drawing>
+      </w:r>
+      <w:r>
+        <w:drawing>
+          <wp:inline distT="0" distB="0" distL="114300" distR="114300">
+            <wp:extent cx="2816860" cy="1028700"/>
+            <wp:effectExtent l="0" t="0" r="2540" b="0"/>
+            <wp:docPr id="17" name="图片 3"/>
+            <wp:cNvGraphicFramePr>
+              <a:graphicFrameLocks xmlns:a="http://schemas.openxmlformats.org/drawingml/2006/main" noChangeAspect="1"/>
+            </wp:cNvGraphicFramePr>
+            <a:graphic xmlns:a="http://schemas.openxmlformats.org/drawingml/2006/main">
+              <a:graphicData uri="http://schemas.openxmlformats.org/drawingml/2006/picture">
+                <pic:pic xmlns:pic="http://schemas.openxmlformats.org/drawingml/2006/picture">
+                  <pic:nvPicPr>
+                    <pic:cNvPr id="17" name="图片 3"/>
+                    <pic:cNvPicPr>
+                      <a:picLocks noChangeAspect="1"/>
+                    </pic:cNvPicPr>
+                  </pic:nvPicPr>
+                  <pic:blipFill>
+                    <a:blip r:embed="rId25"/>
+                    <a:stretch>
+                      <a:fillRect/>
+                    </a:stretch>
+                  </pic:blipFill>
+                  <pic:spPr>
+                    <a:xfrm>
+                      <a:off x="0" y="0"/>
+                      <a:ext cx="2816860" cy="1028700"/>
+                    </a:xfrm>
+                    <a:prstGeom prst="rect">
+                      <a:avLst/>
+                    </a:prstGeom>
+                    <a:noFill/>
+                    <a:ln>
+                      <a:noFill/>
+                    </a:ln>
+                  </pic:spPr>
+                </pic:pic>
+              </a:graphicData>
+            </a:graphic>
+          </wp:inline>
+        </w:drawing>
+      </w:r>
+    </w:p>
+    <w:p/>
+    <w:p>
+      <w:pPr>
+        <w:rPr>
+          <w:rFonts w:hint="default"/>
+          <w:lang w:val="en-US" w:eastAsia="zh-CN"/>
+        </w:rPr>
+      </w:pPr>
+    </w:p>
+    <w:p>
+      <w:pPr>
+        <w:rPr>
+          <w:rFonts w:hint="default"/>
+          <w:lang w:val="en-US" w:eastAsia="zh-CN"/>
+        </w:rPr>
+      </w:pPr>
+    </w:p>
+    <w:p>
+      <w:pPr>
+        <w:rPr>
+          <w:rFonts w:hint="default"/>
+          <w:lang w:val="en-US" w:eastAsia="zh-CN"/>
+        </w:rPr>
+      </w:pPr>
+    </w:p>
+    <w:p>
+      <w:pPr>
+        <w:rPr>
+          <w:rFonts w:hint="default"/>
+          <w:lang w:val="en-US" w:eastAsia="zh-CN"/>
+        </w:rPr>
+      </w:pPr>
+    </w:p>
+    <w:p>
+      <w:pPr>
+        <w:rPr>
+          <w:rFonts w:hint="default"/>
+          <w:lang w:val="en-US" w:eastAsia="zh-CN"/>
+        </w:rPr>
+      </w:pPr>
+      <w:r>
+        <w:rPr>
+          <w:rFonts w:hint="default"/>
+          <w:lang w:val="en-US" w:eastAsia="zh-CN"/>
+        </w:rPr>
+        <w:t>UI 按医疗专业简约风重做：顶部品牌区、步骤徽章、红线红色警示卡片、建议卡片带出处、免责声明固定底部。</w:t>
+      </w:r>
+    </w:p>
+    <w:p>
+      <w:pPr>
+        <w:rPr>
+          <w:rFonts w:hint="eastAsia"/>
+          <w:lang w:val="en-US" w:eastAsia="zh-CN"/>
+        </w:rPr>
+      </w:pPr>
+      <w:r>
+        <w:rPr>
+          <w:rFonts w:hint="eastAsia"/>
+          <w:lang w:val="en-US" w:eastAsia="zh-CN"/>
+        </w:rPr>
+        <w:t>更新App.vue</w:t>
+      </w:r>
+    </w:p>
+    <w:p>
+      <w:pPr>
+        <w:rPr>
+          <w:rFonts w:hint="eastAsia"/>
+          <w:lang w:val="en-US" w:eastAsia="zh-CN"/>
+        </w:rPr>
+      </w:pPr>
+      <w:r>
+        <w:rPr>
+          <w:rFonts w:hint="eastAsia"/>
+          <w:lang w:val="en-US" w:eastAsia="zh-CN"/>
+        </w:rPr>
+        <w:t>TS</w:t>
+      </w:r>
+    </w:p>
+    <w:p>
+      <w:pPr>
+        <w:rPr>
+          <w:rFonts w:hint="default"/>
+          <w:lang w:val="en-US" w:eastAsia="zh-CN"/>
+        </w:rPr>
+      </w:pPr>
+      <w:r>
+        <w:rPr>
+          <w:rFonts w:hint="eastAsia"/>
+          <w:lang w:val="en-US" w:eastAsia="zh-CN"/>
+        </w:rPr>
+        <w:t>聊天框</w:t>
+      </w:r>
+      <w:bookmarkStart w:id="0" w:name="_GoBack"/>
       <w:bookmarkEnd w:id="0"/>
-    </w:p>
-    <w:p/>
-    <w:p>
-      <w:pPr>
-        <w:rPr>
-          <w:rFonts w:hint="default"/>
-          <w:lang w:val="en-US" w:eastAsia="zh-CN"/>
-        </w:rPr>
-      </w:pPr>
-    </w:p>
-    <w:p>
-      <w:pPr>
-        <w:rPr>
-          <w:rFonts w:hint="default"/>
-          <w:lang w:val="en-US" w:eastAsia="zh-CN"/>
-        </w:rPr>
-      </w:pPr>
-    </w:p>
-    <w:p>
-      <w:pPr>
-        <w:rPr>
-          <w:rFonts w:hint="default"/>
-          <w:lang w:val="en-US" w:eastAsia="zh-CN"/>
-        </w:rPr>
-      </w:pPr>
-    </w:p>
-    <w:p>
-      <w:pPr>
-        <w:rPr>
-          <w:rFonts w:hint="default"/>
-          <w:lang w:val="en-US" w:eastAsia="zh-CN"/>
-        </w:rPr>
-      </w:pPr>
-    </w:p>
-    <w:p>
-      <w:pPr>
-        <w:rPr>
-          <w:rFonts w:hint="default"/>
-          <w:lang w:val="en-US" w:eastAsia="zh-CN"/>
-        </w:rPr>
-      </w:pPr>
-      <w:r>
-        <w:rPr>
-          <w:rFonts w:hint="default"/>
-          <w:lang w:val="en-US" w:eastAsia="zh-CN"/>
-        </w:rPr>
-        <w:t>UI 按医疗专业简约风重做：顶部品牌区、步骤徽章、红线红色警示卡片、建议卡片带出处、免责声明固定底部。</w:t>
-      </w:r>
-    </w:p>
-    <w:p>
-      <w:pPr>
-        <w:rPr>
-          <w:rFonts w:hint="eastAsia"/>
-          <w:lang w:val="en-US" w:eastAsia="zh-CN"/>
-        </w:rPr>
-      </w:pPr>
-      <w:r>
-        <w:rPr>
-          <w:rFonts w:hint="eastAsia"/>
-          <w:lang w:val="en-US" w:eastAsia="zh-CN"/>
-        </w:rPr>
-        <w:t>更新App.vue</w:t>
-      </w:r>
-    </w:p>
-    <w:p>
-      <w:pPr>
-        <w:rPr>
-          <w:rFonts w:hint="eastAsia"/>
-          <w:lang w:val="en-US" w:eastAsia="zh-CN"/>
-        </w:rPr>
-      </w:pPr>
-      <w:r>
-        <w:rPr>
-          <w:rFonts w:hint="eastAsia"/>
-          <w:lang w:val="en-US" w:eastAsia="zh-CN"/>
-        </w:rPr>
-        <w:t>TS</w:t>
-      </w:r>
-    </w:p>
-    <w:p>
-      <w:pPr>
-        <w:rPr>
-          <w:rFonts w:hint="default"/>
-          <w:lang w:val="en-US" w:eastAsia="zh-CN"/>
-        </w:rPr>
-      </w:pPr>
-      <w:r>
-        <w:rPr>
-          <w:rFonts w:hint="eastAsia"/>
-          <w:lang w:val="en-US" w:eastAsia="zh-CN"/>
-        </w:rPr>
-        <w:t>聊天框</w:t>
-      </w:r>
     </w:p>
     <w:sectPr>
       <w:pgSz w:w="11906" w:h="16838"/>

--- a/工作日志-WSY.docx
+++ b/工作日志-WSY.docx
@@ -2023,12 +2023,243 @@
           <w:lang w:val="en-US" w:eastAsia="zh-CN"/>
         </w:rPr>
       </w:pPr>
-      <w:r>
-        <w:rPr>
-          <w:rFonts w:hint="eastAsia"/>
-          <w:lang w:val="en-US" w:eastAsia="zh-CN"/>
-        </w:rPr>
-        <w:t>聊天框</w:t>
+    </w:p>
+    <w:p>
+      <w:pPr>
+        <w:rPr>
+          <w:rFonts w:hint="default"/>
+          <w:lang w:val="en-US" w:eastAsia="zh-CN"/>
+        </w:rPr>
+      </w:pPr>
+      <w:r>
+        <w:rPr>
+          <w:rFonts w:hint="eastAsia"/>
+          <w:lang w:val="en-US" w:eastAsia="zh-CN"/>
+        </w:rPr>
+        <w:t>2.2 改了图标</w:t>
+      </w:r>
+    </w:p>
+    <w:p>
+      <w:pPr>
+        <w:rPr>
+          <w:rFonts w:hint="default"/>
+          <w:lang w:val="en-US" w:eastAsia="zh-CN"/>
+        </w:rPr>
+      </w:pPr>
+      <w:r>
+        <w:drawing>
+          <wp:inline distT="0" distB="0" distL="114300" distR="114300">
+            <wp:extent cx="1777365" cy="2284095"/>
+            <wp:effectExtent l="0" t="0" r="635" b="1905"/>
+            <wp:docPr id="23" name="图片 1"/>
+            <wp:cNvGraphicFramePr>
+              <a:graphicFrameLocks xmlns:a="http://schemas.openxmlformats.org/drawingml/2006/main" noChangeAspect="1"/>
+            </wp:cNvGraphicFramePr>
+            <a:graphic xmlns:a="http://schemas.openxmlformats.org/drawingml/2006/main">
+              <a:graphicData uri="http://schemas.openxmlformats.org/drawingml/2006/picture">
+                <pic:pic xmlns:pic="http://schemas.openxmlformats.org/drawingml/2006/picture">
+                  <pic:nvPicPr>
+                    <pic:cNvPr id="23" name="图片 1"/>
+                    <pic:cNvPicPr>
+                      <a:picLocks noChangeAspect="1"/>
+                    </pic:cNvPicPr>
+                  </pic:nvPicPr>
+                  <pic:blipFill>
+                    <a:blip r:embed="rId26"/>
+                    <a:stretch>
+                      <a:fillRect/>
+                    </a:stretch>
+                  </pic:blipFill>
+                  <pic:spPr>
+                    <a:xfrm>
+                      <a:off x="0" y="0"/>
+                      <a:ext cx="1777365" cy="2284095"/>
+                    </a:xfrm>
+                    <a:prstGeom prst="rect">
+                      <a:avLst/>
+                    </a:prstGeom>
+                    <a:noFill/>
+                    <a:ln>
+                      <a:noFill/>
+                    </a:ln>
+                  </pic:spPr>
+                </pic:pic>
+              </a:graphicData>
+            </a:graphic>
+          </wp:inline>
+        </w:drawing>
+      </w:r>
+      <w:r>
+        <w:drawing>
+          <wp:inline distT="0" distB="0" distL="114300" distR="114300">
+            <wp:extent cx="1883410" cy="2288540"/>
+            <wp:effectExtent l="0" t="0" r="8890" b="10160"/>
+            <wp:docPr id="24" name="图片 2"/>
+            <wp:cNvGraphicFramePr>
+              <a:graphicFrameLocks xmlns:a="http://schemas.openxmlformats.org/drawingml/2006/main" noChangeAspect="1"/>
+            </wp:cNvGraphicFramePr>
+            <a:graphic xmlns:a="http://schemas.openxmlformats.org/drawingml/2006/main">
+              <a:graphicData uri="http://schemas.openxmlformats.org/drawingml/2006/picture">
+                <pic:pic xmlns:pic="http://schemas.openxmlformats.org/drawingml/2006/picture">
+                  <pic:nvPicPr>
+                    <pic:cNvPr id="24" name="图片 2"/>
+                    <pic:cNvPicPr>
+                      <a:picLocks noChangeAspect="1"/>
+                    </pic:cNvPicPr>
+                  </pic:nvPicPr>
+                  <pic:blipFill>
+                    <a:blip r:embed="rId27"/>
+                    <a:stretch>
+                      <a:fillRect/>
+                    </a:stretch>
+                  </pic:blipFill>
+                  <pic:spPr>
+                    <a:xfrm>
+                      <a:off x="0" y="0"/>
+                      <a:ext cx="1883410" cy="2288540"/>
+                    </a:xfrm>
+                    <a:prstGeom prst="rect">
+                      <a:avLst/>
+                    </a:prstGeom>
+                    <a:noFill/>
+                    <a:ln>
+                      <a:noFill/>
+                    </a:ln>
+                  </pic:spPr>
+                </pic:pic>
+              </a:graphicData>
+            </a:graphic>
+          </wp:inline>
+        </w:drawing>
+      </w:r>
+      <w:r>
+        <w:drawing>
+          <wp:inline distT="0" distB="0" distL="114300" distR="114300">
+            <wp:extent cx="1915795" cy="1793240"/>
+            <wp:effectExtent l="0" t="0" r="1905" b="10160"/>
+            <wp:docPr id="25" name="图片 1"/>
+            <wp:cNvGraphicFramePr>
+              <a:graphicFrameLocks xmlns:a="http://schemas.openxmlformats.org/drawingml/2006/main" noChangeAspect="1"/>
+            </wp:cNvGraphicFramePr>
+            <a:graphic xmlns:a="http://schemas.openxmlformats.org/drawingml/2006/main">
+              <a:graphicData uri="http://schemas.openxmlformats.org/drawingml/2006/picture">
+                <pic:pic xmlns:pic="http://schemas.openxmlformats.org/drawingml/2006/picture">
+                  <pic:nvPicPr>
+                    <pic:cNvPr id="25" name="图片 1"/>
+                    <pic:cNvPicPr>
+                      <a:picLocks noChangeAspect="1"/>
+                    </pic:cNvPicPr>
+                  </pic:nvPicPr>
+                  <pic:blipFill>
+                    <a:blip r:embed="rId28"/>
+                    <a:stretch>
+                      <a:fillRect/>
+                    </a:stretch>
+                  </pic:blipFill>
+                  <pic:spPr>
+                    <a:xfrm>
+                      <a:off x="0" y="0"/>
+                      <a:ext cx="1915795" cy="1793240"/>
+                    </a:xfrm>
+                    <a:prstGeom prst="rect">
+                      <a:avLst/>
+                    </a:prstGeom>
+                    <a:noFill/>
+                    <a:ln>
+                      <a:noFill/>
+                    </a:ln>
+                  </pic:spPr>
+                </pic:pic>
+              </a:graphicData>
+            </a:graphic>
+          </wp:inline>
+        </w:drawing>
+      </w:r>
+      <w:r>
+        <w:drawing>
+          <wp:inline distT="0" distB="0" distL="114300" distR="114300">
+            <wp:extent cx="1454150" cy="1901825"/>
+            <wp:effectExtent l="0" t="0" r="6350" b="3175"/>
+            <wp:docPr id="26" name="图片 2"/>
+            <wp:cNvGraphicFramePr>
+              <a:graphicFrameLocks xmlns:a="http://schemas.openxmlformats.org/drawingml/2006/main" noChangeAspect="1"/>
+            </wp:cNvGraphicFramePr>
+            <a:graphic xmlns:a="http://schemas.openxmlformats.org/drawingml/2006/main">
+              <a:graphicData uri="http://schemas.openxmlformats.org/drawingml/2006/picture">
+                <pic:pic xmlns:pic="http://schemas.openxmlformats.org/drawingml/2006/picture">
+                  <pic:nvPicPr>
+                    <pic:cNvPr id="26" name="图片 2"/>
+                    <pic:cNvPicPr>
+                      <a:picLocks noChangeAspect="1"/>
+                    </pic:cNvPicPr>
+                  </pic:nvPicPr>
+                  <pic:blipFill>
+                    <a:blip r:embed="rId29"/>
+                    <a:stretch>
+                      <a:fillRect/>
+                    </a:stretch>
+                  </pic:blipFill>
+                  <pic:spPr>
+                    <a:xfrm>
+                      <a:off x="0" y="0"/>
+                      <a:ext cx="1454150" cy="1901825"/>
+                    </a:xfrm>
+                    <a:prstGeom prst="rect">
+                      <a:avLst/>
+                    </a:prstGeom>
+                    <a:noFill/>
+                    <a:ln>
+                      <a:noFill/>
+                    </a:ln>
+                  </pic:spPr>
+                </pic:pic>
+              </a:graphicData>
+            </a:graphic>
+          </wp:inline>
+        </w:drawing>
+      </w:r>
+      <w:r>
+        <w:drawing>
+          <wp:inline distT="0" distB="0" distL="114300" distR="114300">
+            <wp:extent cx="2146300" cy="2693670"/>
+            <wp:effectExtent l="0" t="0" r="0" b="11430"/>
+            <wp:docPr id="27" name="图片 3"/>
+            <wp:cNvGraphicFramePr>
+              <a:graphicFrameLocks xmlns:a="http://schemas.openxmlformats.org/drawingml/2006/main" noChangeAspect="1"/>
+            </wp:cNvGraphicFramePr>
+            <a:graphic xmlns:a="http://schemas.openxmlformats.org/drawingml/2006/main">
+              <a:graphicData uri="http://schemas.openxmlformats.org/drawingml/2006/picture">
+                <pic:pic xmlns:pic="http://schemas.openxmlformats.org/drawingml/2006/picture">
+                  <pic:nvPicPr>
+                    <pic:cNvPr id="27" name="图片 3"/>
+                    <pic:cNvPicPr>
+                      <a:picLocks noChangeAspect="1"/>
+                    </pic:cNvPicPr>
+                  </pic:nvPicPr>
+                  <pic:blipFill>
+                    <a:blip r:embed="rId30"/>
+                    <a:stretch>
+                      <a:fillRect/>
+                    </a:stretch>
+                  </pic:blipFill>
+                  <pic:spPr>
+                    <a:xfrm>
+                      <a:off x="0" y="0"/>
+                      <a:ext cx="2146300" cy="2693670"/>
+                    </a:xfrm>
+                    <a:prstGeom prst="rect">
+                      <a:avLst/>
+                    </a:prstGeom>
+                    <a:noFill/>
+                    <a:ln>
+                      <a:noFill/>
+                    </a:ln>
+                  </pic:spPr>
+                </pic:pic>
+              </a:graphicData>
+            </a:graphic>
+          </wp:inline>
+        </w:drawing>
       </w:r>
       <w:bookmarkStart w:id="0" w:name="_GoBack"/>
       <w:bookmarkEnd w:id="0"/>

--- a/工作日志-WSY.docx
+++ b/工作日志-WSY.docx
@@ -2040,12 +2040,6 @@
       </w:r>
     </w:p>
     <w:p>
-      <w:pPr>
-        <w:rPr>
-          <w:rFonts w:hint="default"/>
-          <w:lang w:val="en-US" w:eastAsia="zh-CN"/>
-        </w:rPr>
-      </w:pPr>
       <w:r>
         <w:drawing>
           <wp:inline distT="0" distB="0" distL="114300" distR="114300">
@@ -2246,6 +2240,117 @@
                     <a:xfrm>
                       <a:off x="0" y="0"/>
                       <a:ext cx="2146300" cy="2693670"/>
+                    </a:xfrm>
+                    <a:prstGeom prst="rect">
+                      <a:avLst/>
+                    </a:prstGeom>
+                    <a:noFill/>
+                    <a:ln>
+                      <a:noFill/>
+                    </a:ln>
+                  </pic:spPr>
+                </pic:pic>
+              </a:graphicData>
+            </a:graphic>
+          </wp:inline>
+        </w:drawing>
+      </w:r>
+    </w:p>
+    <w:p/>
+    <w:p/>
+    <w:p>
+      <w:pPr>
+        <w:rPr>
+          <w:rFonts w:hint="default"/>
+          <w:lang w:val="en-US" w:eastAsia="zh-CN"/>
+        </w:rPr>
+      </w:pPr>
+      <w:r>
+        <w:rPr>
+          <w:rFonts w:hint="eastAsia"/>
+          <w:lang w:val="en-US" w:eastAsia="zh-CN"/>
+        </w:rPr>
+        <w:t>2.3新增药物剂量</w:t>
+      </w:r>
+    </w:p>
+    <w:p>
+      <w:pPr>
+        <w:rPr>
+          <w:rFonts w:hint="default"/>
+          <w:lang w:val="en-US" w:eastAsia="zh-CN"/>
+        </w:rPr>
+      </w:pPr>
+      <w:r>
+        <w:drawing>
+          <wp:inline distT="0" distB="0" distL="114300" distR="114300">
+            <wp:extent cx="2860675" cy="3240405"/>
+            <wp:effectExtent l="0" t="0" r="9525" b="10795"/>
+            <wp:docPr id="28" name="图片 1"/>
+            <wp:cNvGraphicFramePr>
+              <a:graphicFrameLocks xmlns:a="http://schemas.openxmlformats.org/drawingml/2006/main" noChangeAspect="1"/>
+            </wp:cNvGraphicFramePr>
+            <a:graphic xmlns:a="http://schemas.openxmlformats.org/drawingml/2006/main">
+              <a:graphicData uri="http://schemas.openxmlformats.org/drawingml/2006/picture">
+                <pic:pic xmlns:pic="http://schemas.openxmlformats.org/drawingml/2006/picture">
+                  <pic:nvPicPr>
+                    <pic:cNvPr id="28" name="图片 1"/>
+                    <pic:cNvPicPr>
+                      <a:picLocks noChangeAspect="1"/>
+                    </pic:cNvPicPr>
+                  </pic:nvPicPr>
+                  <pic:blipFill>
+                    <a:blip r:embed="rId31"/>
+                    <a:stretch>
+                      <a:fillRect/>
+                    </a:stretch>
+                  </pic:blipFill>
+                  <pic:spPr>
+                    <a:xfrm>
+                      <a:off x="0" y="0"/>
+                      <a:ext cx="2860675" cy="3240405"/>
+                    </a:xfrm>
+                    <a:prstGeom prst="rect">
+                      <a:avLst/>
+                    </a:prstGeom>
+                    <a:noFill/>
+                    <a:ln>
+                      <a:noFill/>
+                    </a:ln>
+                  </pic:spPr>
+                </pic:pic>
+              </a:graphicData>
+            </a:graphic>
+          </wp:inline>
+        </w:drawing>
+      </w:r>
+      <w:r>
+        <w:drawing>
+          <wp:inline distT="0" distB="0" distL="114300" distR="114300">
+            <wp:extent cx="3388995" cy="2940685"/>
+            <wp:effectExtent l="0" t="0" r="1905" b="5715"/>
+            <wp:docPr id="29" name="图片 2"/>
+            <wp:cNvGraphicFramePr>
+              <a:graphicFrameLocks xmlns:a="http://schemas.openxmlformats.org/drawingml/2006/main" noChangeAspect="1"/>
+            </wp:cNvGraphicFramePr>
+            <a:graphic xmlns:a="http://schemas.openxmlformats.org/drawingml/2006/main">
+              <a:graphicData uri="http://schemas.openxmlformats.org/drawingml/2006/picture">
+                <pic:pic xmlns:pic="http://schemas.openxmlformats.org/drawingml/2006/picture">
+                  <pic:nvPicPr>
+                    <pic:cNvPr id="29" name="图片 2"/>
+                    <pic:cNvPicPr>
+                      <a:picLocks noChangeAspect="1"/>
+                    </pic:cNvPicPr>
+                  </pic:nvPicPr>
+                  <pic:blipFill>
+                    <a:blip r:embed="rId32"/>
+                    <a:stretch>
+                      <a:fillRect/>
+                    </a:stretch>
+                  </pic:blipFill>
+                  <pic:spPr>
+                    <a:xfrm>
+                      <a:off x="0" y="0"/>
+                      <a:ext cx="3388995" cy="2940685"/>
                     </a:xfrm>
                     <a:prstGeom prst="rect">
                       <a:avLst/>

--- a/工作日志-WSY.docx
+++ b/工作日志-WSY.docx
@@ -2274,12 +2274,6 @@
       </w:r>
     </w:p>
     <w:p>
-      <w:pPr>
-        <w:rPr>
-          <w:rFonts w:hint="default"/>
-          <w:lang w:val="en-US" w:eastAsia="zh-CN"/>
-        </w:rPr>
-      </w:pPr>
       <w:r>
         <w:drawing>
           <wp:inline distT="0" distB="0" distL="114300" distR="114300">
@@ -2365,6 +2359,213 @@
             </a:graphic>
           </wp:inline>
         </w:drawing>
+      </w:r>
+    </w:p>
+    <w:p/>
+    <w:p/>
+    <w:p/>
+    <w:p>
+      <w:pPr>
+        <w:rPr>
+          <w:rFonts w:hint="default"/>
+          <w:lang w:val="en-US" w:eastAsia="zh-CN"/>
+        </w:rPr>
+      </w:pPr>
+      <w:r>
+        <w:rPr>
+          <w:rFonts w:hint="eastAsia"/>
+          <w:lang w:val="en-US" w:eastAsia="zh-CN"/>
+        </w:rPr>
+        <w:t>3.0 新增AI用药问答界面</w:t>
+      </w:r>
+    </w:p>
+    <w:p>
+      <w:r>
+        <w:drawing>
+          <wp:inline distT="0" distB="0" distL="114300" distR="114300">
+            <wp:extent cx="2420620" cy="2254250"/>
+            <wp:effectExtent l="0" t="0" r="5080" b="6350"/>
+            <wp:docPr id="30" name="图片 1"/>
+            <wp:cNvGraphicFramePr>
+              <a:graphicFrameLocks xmlns:a="http://schemas.openxmlformats.org/drawingml/2006/main" noChangeAspect="1"/>
+            </wp:cNvGraphicFramePr>
+            <a:graphic xmlns:a="http://schemas.openxmlformats.org/drawingml/2006/main">
+              <a:graphicData uri="http://schemas.openxmlformats.org/drawingml/2006/picture">
+                <pic:pic xmlns:pic="http://schemas.openxmlformats.org/drawingml/2006/picture">
+                  <pic:nvPicPr>
+                    <pic:cNvPr id="30" name="图片 1"/>
+                    <pic:cNvPicPr>
+                      <a:picLocks noChangeAspect="1"/>
+                    </pic:cNvPicPr>
+                  </pic:nvPicPr>
+                  <pic:blipFill>
+                    <a:blip r:embed="rId33"/>
+                    <a:stretch>
+                      <a:fillRect/>
+                    </a:stretch>
+                  </pic:blipFill>
+                  <pic:spPr>
+                    <a:xfrm>
+                      <a:off x="0" y="0"/>
+                      <a:ext cx="2420620" cy="2254250"/>
+                    </a:xfrm>
+                    <a:prstGeom prst="rect">
+                      <a:avLst/>
+                    </a:prstGeom>
+                    <a:noFill/>
+                    <a:ln>
+                      <a:noFill/>
+                    </a:ln>
+                  </pic:spPr>
+                </pic:pic>
+              </a:graphicData>
+            </a:graphic>
+          </wp:inline>
+        </w:drawing>
+      </w:r>
+      <w:r>
+        <w:drawing>
+          <wp:inline distT="0" distB="0" distL="114300" distR="114300">
+            <wp:extent cx="2147570" cy="1795780"/>
+            <wp:effectExtent l="0" t="0" r="11430" b="7620"/>
+            <wp:docPr id="31" name="图片 2"/>
+            <wp:cNvGraphicFramePr>
+              <a:graphicFrameLocks xmlns:a="http://schemas.openxmlformats.org/drawingml/2006/main" noChangeAspect="1"/>
+            </wp:cNvGraphicFramePr>
+            <a:graphic xmlns:a="http://schemas.openxmlformats.org/drawingml/2006/main">
+              <a:graphicData uri="http://schemas.openxmlformats.org/drawingml/2006/picture">
+                <pic:pic xmlns:pic="http://schemas.openxmlformats.org/drawingml/2006/picture">
+                  <pic:nvPicPr>
+                    <pic:cNvPr id="31" name="图片 2"/>
+                    <pic:cNvPicPr>
+                      <a:picLocks noChangeAspect="1"/>
+                    </pic:cNvPicPr>
+                  </pic:nvPicPr>
+                  <pic:blipFill>
+                    <a:blip r:embed="rId34"/>
+                    <a:stretch>
+                      <a:fillRect/>
+                    </a:stretch>
+                  </pic:blipFill>
+                  <pic:spPr>
+                    <a:xfrm>
+                      <a:off x="0" y="0"/>
+                      <a:ext cx="2147570" cy="1795780"/>
+                    </a:xfrm>
+                    <a:prstGeom prst="rect">
+                      <a:avLst/>
+                    </a:prstGeom>
+                    <a:noFill/>
+                    <a:ln>
+                      <a:noFill/>
+                    </a:ln>
+                  </pic:spPr>
+                </pic:pic>
+              </a:graphicData>
+            </a:graphic>
+          </wp:inline>
+        </w:drawing>
+      </w:r>
+      <w:r>
+        <w:drawing>
+          <wp:inline distT="0" distB="0" distL="114300" distR="114300">
+            <wp:extent cx="2277745" cy="2218690"/>
+            <wp:effectExtent l="0" t="0" r="8255" b="3810"/>
+            <wp:docPr id="32" name="图片 3"/>
+            <wp:cNvGraphicFramePr>
+              <a:graphicFrameLocks xmlns:a="http://schemas.openxmlformats.org/drawingml/2006/main" noChangeAspect="1"/>
+            </wp:cNvGraphicFramePr>
+            <a:graphic xmlns:a="http://schemas.openxmlformats.org/drawingml/2006/main">
+              <a:graphicData uri="http://schemas.openxmlformats.org/drawingml/2006/picture">
+                <pic:pic xmlns:pic="http://schemas.openxmlformats.org/drawingml/2006/picture">
+                  <pic:nvPicPr>
+                    <pic:cNvPr id="32" name="图片 3"/>
+                    <pic:cNvPicPr>
+                      <a:picLocks noChangeAspect="1"/>
+                    </pic:cNvPicPr>
+                  </pic:nvPicPr>
+                  <pic:blipFill>
+                    <a:blip r:embed="rId35"/>
+                    <a:stretch>
+                      <a:fillRect/>
+                    </a:stretch>
+                  </pic:blipFill>
+                  <pic:spPr>
+                    <a:xfrm>
+                      <a:off x="0" y="0"/>
+                      <a:ext cx="2277745" cy="2218690"/>
+                    </a:xfrm>
+                    <a:prstGeom prst="rect">
+                      <a:avLst/>
+                    </a:prstGeom>
+                    <a:noFill/>
+                    <a:ln>
+                      <a:noFill/>
+                    </a:ln>
+                  </pic:spPr>
+                </pic:pic>
+              </a:graphicData>
+            </a:graphic>
+          </wp:inline>
+        </w:drawing>
+      </w:r>
+      <w:r>
+        <w:drawing>
+          <wp:inline distT="0" distB="0" distL="114300" distR="114300">
+            <wp:extent cx="2795905" cy="2143125"/>
+            <wp:effectExtent l="0" t="0" r="10795" b="3175"/>
+            <wp:docPr id="33" name="图片 4"/>
+            <wp:cNvGraphicFramePr>
+              <a:graphicFrameLocks xmlns:a="http://schemas.openxmlformats.org/drawingml/2006/main" noChangeAspect="1"/>
+            </wp:cNvGraphicFramePr>
+            <a:graphic xmlns:a="http://schemas.openxmlformats.org/drawingml/2006/main">
+              <a:graphicData uri="http://schemas.openxmlformats.org/drawingml/2006/picture">
+                <pic:pic xmlns:pic="http://schemas.openxmlformats.org/drawingml/2006/picture">
+                  <pic:nvPicPr>
+                    <pic:cNvPr id="33" name="图片 4"/>
+                    <pic:cNvPicPr>
+                      <a:picLocks noChangeAspect="1"/>
+                    </pic:cNvPicPr>
+                  </pic:nvPicPr>
+                  <pic:blipFill>
+                    <a:blip r:embed="rId36"/>
+                    <a:stretch>
+                      <a:fillRect/>
+                    </a:stretch>
+                  </pic:blipFill>
+                  <pic:spPr>
+                    <a:xfrm>
+                      <a:off x="0" y="0"/>
+                      <a:ext cx="2795905" cy="2143125"/>
+                    </a:xfrm>
+                    <a:prstGeom prst="rect">
+                      <a:avLst/>
+                    </a:prstGeom>
+                    <a:noFill/>
+                    <a:ln>
+                      <a:noFill/>
+                    </a:ln>
+                  </pic:spPr>
+                </pic:pic>
+              </a:graphicData>
+            </a:graphic>
+          </wp:inline>
+        </w:drawing>
+      </w:r>
+    </w:p>
+    <w:p>
+      <w:pPr>
+        <w:rPr>
+          <w:rFonts w:hint="default" w:eastAsiaTheme="minorEastAsia"/>
+          <w:lang w:val="en-US" w:eastAsia="zh-CN"/>
+        </w:rPr>
+      </w:pPr>
+      <w:r>
+        <w:rPr>
+          <w:rFonts w:hint="eastAsia"/>
+          <w:lang w:val="en-US" w:eastAsia="zh-CN"/>
+        </w:rPr>
+        <w:t>并未介入功能，只改了框架</w:t>
       </w:r>
       <w:bookmarkStart w:id="0" w:name="_GoBack"/>
       <w:bookmarkEnd w:id="0"/>

--- a/工作日志-WSY.docx
+++ b/工作日志-WSY.docx
@@ -2556,16 +2556,390 @@
     <w:p>
       <w:pPr>
         <w:rPr>
+          <w:rFonts w:hint="eastAsia"/>
+          <w:lang w:val="en-US" w:eastAsia="zh-CN"/>
+        </w:rPr>
+      </w:pPr>
+      <w:r>
+        <w:rPr>
+          <w:rFonts w:hint="eastAsia"/>
+          <w:lang w:val="en-US" w:eastAsia="zh-CN"/>
+        </w:rPr>
+        <w:t>并未介入功能，只改了框架</w:t>
+      </w:r>
+    </w:p>
+    <w:p>
+      <w:pPr>
+        <w:rPr>
+          <w:rFonts w:hint="eastAsia"/>
+          <w:lang w:val="en-US" w:eastAsia="zh-CN"/>
+        </w:rPr>
+      </w:pPr>
+    </w:p>
+    <w:p>
+      <w:pPr>
+        <w:rPr>
+          <w:rFonts w:hint="default"/>
+          <w:lang w:val="en-US" w:eastAsia="zh-CN"/>
+        </w:rPr>
+      </w:pPr>
+      <w:r>
+        <w:rPr>
+          <w:rFonts w:hint="default"/>
+          <w:lang w:val="en-US" w:eastAsia="zh-CN"/>
+        </w:rPr>
+        <w:t>高血压分级（1、2、3级高血压）仅记录即可，但需要关注不良反应是否与降压药有关 「用药变化」需要自动预警——比如「出院 DAPT → 现在单抗」，系统提示"抗血小板降级需确认疗程"，需要根据手术距今时间和辅助检查和症状判断 新增的数值字段（血钾/肌钙蛋白/血糖）细化到常规规则； 左主干病变纳入"高缺血"标签。</w:t>
+      </w:r>
+    </w:p>
+    <w:p>
+      <w:pPr>
+        <w:rPr>
+          <w:rFonts w:hint="default"/>
+          <w:lang w:val="en-US" w:eastAsia="zh-CN"/>
+        </w:rPr>
+      </w:pPr>
+    </w:p>
+    <w:p>
+      <w:r>
+        <w:drawing>
+          <wp:inline distT="0" distB="0" distL="114300" distR="114300">
+            <wp:extent cx="4394200" cy="4573905"/>
+            <wp:effectExtent l="0" t="0" r="0" b="10795"/>
+            <wp:docPr id="34" name="图片 1"/>
+            <wp:cNvGraphicFramePr>
+              <a:graphicFrameLocks xmlns:a="http://schemas.openxmlformats.org/drawingml/2006/main" noChangeAspect="1"/>
+            </wp:cNvGraphicFramePr>
+            <a:graphic xmlns:a="http://schemas.openxmlformats.org/drawingml/2006/main">
+              <a:graphicData uri="http://schemas.openxmlformats.org/drawingml/2006/picture">
+                <pic:pic xmlns:pic="http://schemas.openxmlformats.org/drawingml/2006/picture">
+                  <pic:nvPicPr>
+                    <pic:cNvPr id="34" name="图片 1"/>
+                    <pic:cNvPicPr>
+                      <a:picLocks noChangeAspect="1"/>
+                    </pic:cNvPicPr>
+                  </pic:nvPicPr>
+                  <pic:blipFill>
+                    <a:blip r:embed="rId37"/>
+                    <a:stretch>
+                      <a:fillRect/>
+                    </a:stretch>
+                  </pic:blipFill>
+                  <pic:spPr>
+                    <a:xfrm>
+                      <a:off x="0" y="0"/>
+                      <a:ext cx="4394200" cy="4573905"/>
+                    </a:xfrm>
+                    <a:prstGeom prst="rect">
+                      <a:avLst/>
+                    </a:prstGeom>
+                    <a:noFill/>
+                    <a:ln>
+                      <a:noFill/>
+                    </a:ln>
+                  </pic:spPr>
+                </pic:pic>
+              </a:graphicData>
+            </a:graphic>
+          </wp:inline>
+        </w:drawing>
+      </w:r>
+      <w:r>
+        <w:drawing>
+          <wp:inline distT="0" distB="0" distL="114300" distR="114300">
+            <wp:extent cx="5272405" cy="4972685"/>
+            <wp:effectExtent l="0" t="0" r="10795" b="5715"/>
+            <wp:docPr id="36" name="图片 3"/>
+            <wp:cNvGraphicFramePr>
+              <a:graphicFrameLocks xmlns:a="http://schemas.openxmlformats.org/drawingml/2006/main" noChangeAspect="1"/>
+            </wp:cNvGraphicFramePr>
+            <a:graphic xmlns:a="http://schemas.openxmlformats.org/drawingml/2006/main">
+              <a:graphicData uri="http://schemas.openxmlformats.org/drawingml/2006/picture">
+                <pic:pic xmlns:pic="http://schemas.openxmlformats.org/drawingml/2006/picture">
+                  <pic:nvPicPr>
+                    <pic:cNvPr id="36" name="图片 3"/>
+                    <pic:cNvPicPr>
+                      <a:picLocks noChangeAspect="1"/>
+                    </pic:cNvPicPr>
+                  </pic:nvPicPr>
+                  <pic:blipFill>
+                    <a:blip r:embed="rId38"/>
+                    <a:stretch>
+                      <a:fillRect/>
+                    </a:stretch>
+                  </pic:blipFill>
+                  <pic:spPr>
+                    <a:xfrm>
+                      <a:off x="0" y="0"/>
+                      <a:ext cx="5272405" cy="4972685"/>
+                    </a:xfrm>
+                    <a:prstGeom prst="rect">
+                      <a:avLst/>
+                    </a:prstGeom>
+                    <a:noFill/>
+                    <a:ln>
+                      <a:noFill/>
+                    </a:ln>
+                  </pic:spPr>
+                </pic:pic>
+              </a:graphicData>
+            </a:graphic>
+          </wp:inline>
+        </w:drawing>
+      </w:r>
+      <w:r>
+        <w:drawing>
+          <wp:inline distT="0" distB="0" distL="114300" distR="114300">
+            <wp:extent cx="3133725" cy="3074035"/>
+            <wp:effectExtent l="0" t="0" r="3175" b="12065"/>
+            <wp:docPr id="35" name="图片 2"/>
+            <wp:cNvGraphicFramePr>
+              <a:graphicFrameLocks xmlns:a="http://schemas.openxmlformats.org/drawingml/2006/main" noChangeAspect="1"/>
+            </wp:cNvGraphicFramePr>
+            <a:graphic xmlns:a="http://schemas.openxmlformats.org/drawingml/2006/main">
+              <a:graphicData uri="http://schemas.openxmlformats.org/drawingml/2006/picture">
+                <pic:pic xmlns:pic="http://schemas.openxmlformats.org/drawingml/2006/picture">
+                  <pic:nvPicPr>
+                    <pic:cNvPr id="35" name="图片 2"/>
+                    <pic:cNvPicPr>
+                      <a:picLocks noChangeAspect="1"/>
+                    </pic:cNvPicPr>
+                  </pic:nvPicPr>
+                  <pic:blipFill>
+                    <a:blip r:embed="rId39"/>
+                    <a:stretch>
+                      <a:fillRect/>
+                    </a:stretch>
+                  </pic:blipFill>
+                  <pic:spPr>
+                    <a:xfrm>
+                      <a:off x="0" y="0"/>
+                      <a:ext cx="3133725" cy="3074035"/>
+                    </a:xfrm>
+                    <a:prstGeom prst="rect">
+                      <a:avLst/>
+                    </a:prstGeom>
+                    <a:noFill/>
+                    <a:ln>
+                      <a:noFill/>
+                    </a:ln>
+                  </pic:spPr>
+                </pic:pic>
+              </a:graphicData>
+            </a:graphic>
+          </wp:inline>
+        </w:drawing>
+      </w:r>
+      <w:r>
+        <w:drawing>
+          <wp:inline distT="0" distB="0" distL="114300" distR="114300">
+            <wp:extent cx="4864735" cy="5316220"/>
+            <wp:effectExtent l="0" t="0" r="12065" b="5080"/>
+            <wp:docPr id="37" name="图片 4"/>
+            <wp:cNvGraphicFramePr>
+              <a:graphicFrameLocks xmlns:a="http://schemas.openxmlformats.org/drawingml/2006/main" noChangeAspect="1"/>
+            </wp:cNvGraphicFramePr>
+            <a:graphic xmlns:a="http://schemas.openxmlformats.org/drawingml/2006/main">
+              <a:graphicData uri="http://schemas.openxmlformats.org/drawingml/2006/picture">
+                <pic:pic xmlns:pic="http://schemas.openxmlformats.org/drawingml/2006/picture">
+                  <pic:nvPicPr>
+                    <pic:cNvPr id="37" name="图片 4"/>
+                    <pic:cNvPicPr>
+                      <a:picLocks noChangeAspect="1"/>
+                    </pic:cNvPicPr>
+                  </pic:nvPicPr>
+                  <pic:blipFill>
+                    <a:blip r:embed="rId40"/>
+                    <a:stretch>
+                      <a:fillRect/>
+                    </a:stretch>
+                  </pic:blipFill>
+                  <pic:spPr>
+                    <a:xfrm>
+                      <a:off x="0" y="0"/>
+                      <a:ext cx="4864735" cy="5316220"/>
+                    </a:xfrm>
+                    <a:prstGeom prst="rect">
+                      <a:avLst/>
+                    </a:prstGeom>
+                    <a:noFill/>
+                    <a:ln>
+                      <a:noFill/>
+                    </a:ln>
+                  </pic:spPr>
+                </pic:pic>
+              </a:graphicData>
+            </a:graphic>
+          </wp:inline>
+        </w:drawing>
+      </w:r>
+    </w:p>
+    <w:p>
+      <w:pPr>
+        <w:rPr>
+          <w:rFonts w:hint="eastAsia"/>
+          <w:lang w:val="en-US" w:eastAsia="zh-CN"/>
+        </w:rPr>
+      </w:pPr>
+      <w:r>
+        <w:rPr>
+          <w:rFonts w:hint="eastAsia"/>
+          <w:lang w:val="en-US" w:eastAsia="zh-CN"/>
+        </w:rPr>
+        <w:t>检验单拍照识别 - 未加OCR</w:t>
+      </w:r>
+    </w:p>
+    <w:p>
+      <w:pPr>
+        <w:rPr>
+          <w:rFonts w:hint="eastAsia"/>
+          <w:lang w:val="en-US" w:eastAsia="zh-CN"/>
+        </w:rPr>
+      </w:pPr>
+    </w:p>
+    <w:p/>
+    <w:p>
+      <w:pPr>
+        <w:rPr>
           <w:rFonts w:hint="default" w:eastAsiaTheme="minorEastAsia"/>
           <w:lang w:val="en-US" w:eastAsia="zh-CN"/>
         </w:rPr>
       </w:pPr>
-      <w:r>
-        <w:rPr>
-          <w:rFonts w:hint="eastAsia"/>
-          <w:lang w:val="en-US" w:eastAsia="zh-CN"/>
-        </w:rPr>
-        <w:t>并未介入功能，只改了框架</w:t>
+    </w:p>
+    <w:p>
+      <w:pPr>
+        <w:rPr>
+          <w:rFonts w:hint="default"/>
+          <w:lang w:val="en-US" w:eastAsia="zh-CN"/>
+        </w:rPr>
+      </w:pPr>
+      <w:r>
+        <w:drawing>
+          <wp:inline distT="0" distB="0" distL="114300" distR="114300">
+            <wp:extent cx="5271135" cy="3441065"/>
+            <wp:effectExtent l="0" t="0" r="12065" b="635"/>
+            <wp:docPr id="38" name="图片 5"/>
+            <wp:cNvGraphicFramePr>
+              <a:graphicFrameLocks xmlns:a="http://schemas.openxmlformats.org/drawingml/2006/main" noChangeAspect="1"/>
+            </wp:cNvGraphicFramePr>
+            <a:graphic xmlns:a="http://schemas.openxmlformats.org/drawingml/2006/main">
+              <a:graphicData uri="http://schemas.openxmlformats.org/drawingml/2006/picture">
+                <pic:pic xmlns:pic="http://schemas.openxmlformats.org/drawingml/2006/picture">
+                  <pic:nvPicPr>
+                    <pic:cNvPr id="38" name="图片 5"/>
+                    <pic:cNvPicPr>
+                      <a:picLocks noChangeAspect="1"/>
+                    </pic:cNvPicPr>
+                  </pic:nvPicPr>
+                  <pic:blipFill>
+                    <a:blip r:embed="rId41"/>
+                    <a:stretch>
+                      <a:fillRect/>
+                    </a:stretch>
+                  </pic:blipFill>
+                  <pic:spPr>
+                    <a:xfrm>
+                      <a:off x="0" y="0"/>
+                      <a:ext cx="5271135" cy="3441065"/>
+                    </a:xfrm>
+                    <a:prstGeom prst="rect">
+                      <a:avLst/>
+                    </a:prstGeom>
+                    <a:noFill/>
+                    <a:ln>
+                      <a:noFill/>
+                    </a:ln>
+                  </pic:spPr>
+                </pic:pic>
+              </a:graphicData>
+            </a:graphic>
+          </wp:inline>
+        </w:drawing>
+      </w:r>
+      <w:r>
+        <w:drawing>
+          <wp:inline distT="0" distB="0" distL="114300" distR="114300">
+            <wp:extent cx="5268595" cy="4980305"/>
+            <wp:effectExtent l="0" t="0" r="1905" b="10795"/>
+            <wp:docPr id="39" name="图片 6"/>
+            <wp:cNvGraphicFramePr>
+              <a:graphicFrameLocks xmlns:a="http://schemas.openxmlformats.org/drawingml/2006/main" noChangeAspect="1"/>
+            </wp:cNvGraphicFramePr>
+            <a:graphic xmlns:a="http://schemas.openxmlformats.org/drawingml/2006/main">
+              <a:graphicData uri="http://schemas.openxmlformats.org/drawingml/2006/picture">
+                <pic:pic xmlns:pic="http://schemas.openxmlformats.org/drawingml/2006/picture">
+                  <pic:nvPicPr>
+                    <pic:cNvPr id="39" name="图片 6"/>
+                    <pic:cNvPicPr>
+                      <a:picLocks noChangeAspect="1"/>
+                    </pic:cNvPicPr>
+                  </pic:nvPicPr>
+                  <pic:blipFill>
+                    <a:blip r:embed="rId42"/>
+                    <a:stretch>
+                      <a:fillRect/>
+                    </a:stretch>
+                  </pic:blipFill>
+                  <pic:spPr>
+                    <a:xfrm>
+                      <a:off x="0" y="0"/>
+                      <a:ext cx="5268595" cy="4980305"/>
+                    </a:xfrm>
+                    <a:prstGeom prst="rect">
+                      <a:avLst/>
+                    </a:prstGeom>
+                    <a:noFill/>
+                    <a:ln>
+                      <a:noFill/>
+                    </a:ln>
+                  </pic:spPr>
+                </pic:pic>
+              </a:graphicData>
+            </a:graphic>
+          </wp:inline>
+        </w:drawing>
+      </w:r>
+      <w:r>
+        <w:drawing>
+          <wp:inline distT="0" distB="0" distL="114300" distR="114300">
+            <wp:extent cx="5269230" cy="5644515"/>
+            <wp:effectExtent l="0" t="0" r="1270" b="6985"/>
+            <wp:docPr id="40" name="图片 7"/>
+            <wp:cNvGraphicFramePr>
+              <a:graphicFrameLocks xmlns:a="http://schemas.openxmlformats.org/drawingml/2006/main" noChangeAspect="1"/>
+            </wp:cNvGraphicFramePr>
+            <a:graphic xmlns:a="http://schemas.openxmlformats.org/drawingml/2006/main">
+              <a:graphicData uri="http://schemas.openxmlformats.org/drawingml/2006/picture">
+                <pic:pic xmlns:pic="http://schemas.openxmlformats.org/drawingml/2006/picture">
+                  <pic:nvPicPr>
+                    <pic:cNvPr id="40" name="图片 7"/>
+                    <pic:cNvPicPr>
+                      <a:picLocks noChangeAspect="1"/>
+                    </pic:cNvPicPr>
+                  </pic:nvPicPr>
+                  <pic:blipFill>
+                    <a:blip r:embed="rId43"/>
+                    <a:stretch>
+                      <a:fillRect/>
+                    </a:stretch>
+                  </pic:blipFill>
+                  <pic:spPr>
+                    <a:xfrm>
+                      <a:off x="0" y="0"/>
+                      <a:ext cx="5269230" cy="5644515"/>
+                    </a:xfrm>
+                    <a:prstGeom prst="rect">
+                      <a:avLst/>
+                    </a:prstGeom>
+                    <a:noFill/>
+                    <a:ln>
+                      <a:noFill/>
+                    </a:ln>
+                  </pic:spPr>
+                </pic:pic>
+              </a:graphicData>
+            </a:graphic>
+          </wp:inline>
+        </w:drawing>
       </w:r>
       <w:bookmarkStart w:id="0" w:name="_GoBack"/>
       <w:bookmarkEnd w:id="0"/>

--- a/工作日志-WSY.docx
+++ b/工作日志-WSY.docx
@@ -2806,12 +2806,6 @@
       </w:pPr>
     </w:p>
     <w:p>
-      <w:pPr>
-        <w:rPr>
-          <w:rFonts w:hint="default"/>
-          <w:lang w:val="en-US" w:eastAsia="zh-CN"/>
-        </w:rPr>
-      </w:pPr>
       <w:r>
         <w:drawing>
           <wp:inline distT="0" distB="0" distL="114300" distR="114300">
@@ -2941,8 +2935,147 @@
           </wp:inline>
         </w:drawing>
       </w:r>
+    </w:p>
+    <w:p/>
+    <w:p/>
+    <w:p>
+      <w:pPr>
+        <w:rPr>
+          <w:rFonts w:hint="eastAsia"/>
+          <w:lang w:val="en-US" w:eastAsia="zh-CN"/>
+        </w:rPr>
+      </w:pPr>
+      <w:r>
+        <w:rPr>
+          <w:rFonts w:hint="eastAsia"/>
+          <w:lang w:val="en-US" w:eastAsia="zh-CN"/>
+        </w:rPr>
+        <w:br w:type="textWrapping"/>
+      </w:r>
+    </w:p>
+    <w:p>
+      <w:pPr>
+        <w:rPr>
+          <w:rFonts w:hint="eastAsia"/>
+          <w:lang w:val="en-US" w:eastAsia="zh-CN"/>
+        </w:rPr>
+      </w:pPr>
+      <w:r>
+        <w:rPr>
+          <w:rFonts w:hint="eastAsia"/>
+          <w:lang w:val="en-US" w:eastAsia="zh-CN"/>
+        </w:rPr>
+        <w:br w:type="page"/>
+      </w:r>
+    </w:p>
+    <w:p>
+      <w:pPr>
+        <w:rPr>
+          <w:rFonts w:hint="eastAsia"/>
+          <w:lang w:val="en-US" w:eastAsia="zh-CN"/>
+        </w:rPr>
+      </w:pPr>
+      <w:r>
+        <w:rPr>
+          <w:rFonts w:hint="eastAsia"/>
+          <w:lang w:val="en-US" w:eastAsia="zh-CN"/>
+        </w:rPr>
+        <w:t>问答功能实现</w:t>
+      </w:r>
+    </w:p>
+    <w:p>
+      <w:r>
+        <w:drawing>
+          <wp:inline distT="0" distB="0" distL="114300" distR="114300">
+            <wp:extent cx="5272405" cy="5514340"/>
+            <wp:effectExtent l="0" t="0" r="10795" b="10160"/>
+            <wp:docPr id="41" name="图片 1"/>
+            <wp:cNvGraphicFramePr>
+              <a:graphicFrameLocks xmlns:a="http://schemas.openxmlformats.org/drawingml/2006/main" noChangeAspect="1"/>
+            </wp:cNvGraphicFramePr>
+            <a:graphic xmlns:a="http://schemas.openxmlformats.org/drawingml/2006/main">
+              <a:graphicData uri="http://schemas.openxmlformats.org/drawingml/2006/picture">
+                <pic:pic xmlns:pic="http://schemas.openxmlformats.org/drawingml/2006/picture">
+                  <pic:nvPicPr>
+                    <pic:cNvPr id="41" name="图片 1"/>
+                    <pic:cNvPicPr>
+                      <a:picLocks noChangeAspect="1"/>
+                    </pic:cNvPicPr>
+                  </pic:nvPicPr>
+                  <pic:blipFill>
+                    <a:blip r:embed="rId44"/>
+                    <a:stretch>
+                      <a:fillRect/>
+                    </a:stretch>
+                  </pic:blipFill>
+                  <pic:spPr>
+                    <a:xfrm>
+                      <a:off x="0" y="0"/>
+                      <a:ext cx="5272405" cy="5514340"/>
+                    </a:xfrm>
+                    <a:prstGeom prst="rect">
+                      <a:avLst/>
+                    </a:prstGeom>
+                    <a:noFill/>
+                    <a:ln>
+                      <a:noFill/>
+                    </a:ln>
+                  </pic:spPr>
+                </pic:pic>
+              </a:graphicData>
+            </a:graphic>
+          </wp:inline>
+        </w:drawing>
+      </w:r>
+    </w:p>
+    <w:p/>
+    <w:p/>
+    <w:p>
+      <w:pPr>
+        <w:rPr>
+          <w:rFonts w:hint="eastAsia"/>
+          <w:lang w:val="en-US" w:eastAsia="zh-CN"/>
+        </w:rPr>
+      </w:pPr>
+      <w:r>
+        <w:rPr>
+          <w:rFonts w:hint="eastAsia"/>
+          <w:lang w:val="en-US" w:eastAsia="zh-CN"/>
+        </w:rPr>
+        <w:t>OCR功能</w:t>
+      </w:r>
+    </w:p>
+    <w:p>
+      <w:pPr>
+        <w:rPr>
+          <w:rFonts w:hint="default"/>
+          <w:lang w:val="en-US" w:eastAsia="zh-CN"/>
+        </w:rPr>
+      </w:pPr>
+      <w:r>
+        <w:rPr>
+          <w:rFonts w:hint="eastAsia"/>
+          <w:lang w:val="en-US" w:eastAsia="zh-CN"/>
+        </w:rPr>
+        <w:t>申请阿里云百</w:t>
+      </w:r>
       <w:bookmarkStart w:id="0" w:name="_GoBack"/>
       <w:bookmarkEnd w:id="0"/>
+      <w:r>
+        <w:rPr>
+          <w:rFonts w:hint="eastAsia"/>
+          <w:lang w:val="en-US" w:eastAsia="zh-CN"/>
+        </w:rPr>
+        <w:t>炼API 的qwen3-vl-plus</w:t>
+      </w:r>
+    </w:p>
+    <w:p>
+      <w:pPr>
+        <w:rPr>
+          <w:rFonts w:hint="default"/>
+          <w:lang w:val="en-US" w:eastAsia="zh-CN"/>
+        </w:rPr>
+      </w:pPr>
     </w:p>
     <w:sectPr>
       <w:pgSz w:w="11906" w:h="16838"/>

--- a/工作日志-WSY.docx
+++ b/工作日志-WSY.docx
@@ -2984,11 +2984,12 @@
       </w:r>
     </w:p>
     <w:p>
-      <w:r>
-        <w:drawing>
-          <wp:inline distT="0" distB="0" distL="114300" distR="114300">
-            <wp:extent cx="5272405" cy="5514340"/>
-            <wp:effectExtent l="0" t="0" r="10795" b="10160"/>
+      <w:bookmarkStart w:id="0" w:name="_GoBack"/>
+      <w:r>
+        <w:drawing>
+          <wp:inline distT="0" distB="0" distL="114300" distR="114300">
+            <wp:extent cx="3799840" cy="3974465"/>
+            <wp:effectExtent l="0" t="0" r="10160" b="635"/>
             <wp:docPr id="41" name="图片 1"/>
             <wp:cNvGraphicFramePr>
               <a:graphicFrameLocks xmlns:a="http://schemas.openxmlformats.org/drawingml/2006/main" noChangeAspect="1"/>
@@ -3011,7 +3012,51 @@
                   <pic:spPr>
                     <a:xfrm>
                       <a:off x="0" y="0"/>
-                      <a:ext cx="5272405" cy="5514340"/>
+                      <a:ext cx="3799840" cy="3974465"/>
+                    </a:xfrm>
+                    <a:prstGeom prst="rect">
+                      <a:avLst/>
+                    </a:prstGeom>
+                    <a:noFill/>
+                    <a:ln>
+                      <a:noFill/>
+                    </a:ln>
+                  </pic:spPr>
+                </pic:pic>
+              </a:graphicData>
+            </a:graphic>
+          </wp:inline>
+        </w:drawing>
+      </w:r>
+      <w:bookmarkEnd w:id="0"/>
+      <w:r>
+        <w:drawing>
+          <wp:inline distT="0" distB="0" distL="114300" distR="114300">
+            <wp:extent cx="3144520" cy="2788285"/>
+            <wp:effectExtent l="0" t="0" r="5080" b="5715"/>
+            <wp:docPr id="42" name="图片 2"/>
+            <wp:cNvGraphicFramePr>
+              <a:graphicFrameLocks xmlns:a="http://schemas.openxmlformats.org/drawingml/2006/main" noChangeAspect="1"/>
+            </wp:cNvGraphicFramePr>
+            <a:graphic xmlns:a="http://schemas.openxmlformats.org/drawingml/2006/main">
+              <a:graphicData uri="http://schemas.openxmlformats.org/drawingml/2006/picture">
+                <pic:pic xmlns:pic="http://schemas.openxmlformats.org/drawingml/2006/picture">
+                  <pic:nvPicPr>
+                    <pic:cNvPr id="42" name="图片 2"/>
+                    <pic:cNvPicPr>
+                      <a:picLocks noChangeAspect="1"/>
+                    </pic:cNvPicPr>
+                  </pic:nvPicPr>
+                  <pic:blipFill>
+                    <a:blip r:embed="rId45"/>
+                    <a:stretch>
+                      <a:fillRect/>
+                    </a:stretch>
+                  </pic:blipFill>
+                  <pic:spPr>
+                    <a:xfrm>
+                      <a:off x="0" y="0"/>
+                      <a:ext cx="3144520" cy="2788285"/>
                     </a:xfrm>
                     <a:prstGeom prst="rect">
                       <a:avLst/>
@@ -3057,16 +3102,7 @@
           <w:rFonts w:hint="eastAsia"/>
           <w:lang w:val="en-US" w:eastAsia="zh-CN"/>
         </w:rPr>
-        <w:t>申请阿里云百</w:t>
-      </w:r>
-      <w:bookmarkStart w:id="0" w:name="_GoBack"/>
-      <w:bookmarkEnd w:id="0"/>
-      <w:r>
-        <w:rPr>
-          <w:rFonts w:hint="eastAsia"/>
-          <w:lang w:val="en-US" w:eastAsia="zh-CN"/>
-        </w:rPr>
-        <w:t>炼API 的qwen3-vl-plus</w:t>
+        <w:t>申请阿里云百炼API 的qwen3-vl-plus</w:t>
       </w:r>
     </w:p>
     <w:p>

--- a/工作日志-WSY.docx
+++ b/工作日志-WSY.docx
@@ -2984,7 +2984,6 @@
       </w:r>
     </w:p>
     <w:p>
-      <w:bookmarkStart w:id="0" w:name="_GoBack"/>
       <w:r>
         <w:drawing>
           <wp:inline distT="0" distB="0" distL="114300" distR="114300">
@@ -3028,7 +3027,6 @@
           </wp:inline>
         </w:drawing>
       </w:r>
-      <w:bookmarkEnd w:id="0"/>
       <w:r>
         <w:drawing>
           <wp:inline distT="0" distB="0" distL="114300" distR="114300">
@@ -3082,6 +3080,46 @@
           <w:lang w:val="en-US" w:eastAsia="zh-CN"/>
         </w:rPr>
       </w:pPr>
+    </w:p>
+    <w:p>
+      <w:pPr>
+        <w:rPr>
+          <w:rFonts w:hint="eastAsia"/>
+          <w:lang w:val="en-US" w:eastAsia="zh-CN"/>
+        </w:rPr>
+      </w:pPr>
+    </w:p>
+    <w:p>
+      <w:pPr>
+        <w:rPr>
+          <w:rFonts w:hint="eastAsia"/>
+          <w:lang w:val="en-US" w:eastAsia="zh-CN"/>
+        </w:rPr>
+      </w:pPr>
+    </w:p>
+    <w:p>
+      <w:pPr>
+        <w:rPr>
+          <w:rFonts w:hint="eastAsia"/>
+          <w:lang w:val="en-US" w:eastAsia="zh-CN"/>
+        </w:rPr>
+      </w:pPr>
+    </w:p>
+    <w:p>
+      <w:pPr>
+        <w:rPr>
+          <w:rFonts w:hint="eastAsia"/>
+          <w:lang w:val="en-US" w:eastAsia="zh-CN"/>
+        </w:rPr>
+      </w:pPr>
+    </w:p>
+    <w:p>
+      <w:pPr>
+        <w:rPr>
+          <w:rFonts w:hint="eastAsia"/>
+          <w:lang w:val="en-US" w:eastAsia="zh-CN"/>
+        </w:rPr>
+      </w:pPr>
       <w:r>
         <w:rPr>
           <w:rFonts w:hint="eastAsia"/>
@@ -3093,7 +3131,7 @@
     <w:p>
       <w:pPr>
         <w:rPr>
-          <w:rFonts w:hint="default"/>
+          <w:rFonts w:hint="eastAsia"/>
           <w:lang w:val="en-US" w:eastAsia="zh-CN"/>
         </w:rPr>
       </w:pPr>
@@ -3108,10 +3146,190 @@
     <w:p>
       <w:pPr>
         <w:rPr>
-          <w:rFonts w:hint="default"/>
-          <w:lang w:val="en-US" w:eastAsia="zh-CN"/>
-        </w:rPr>
-      </w:pPr>
+          <w:rFonts w:hint="eastAsia"/>
+          <w:lang w:val="en-US" w:eastAsia="zh-CN"/>
+        </w:rPr>
+      </w:pPr>
+      <w:r>
+        <w:drawing>
+          <wp:inline distT="0" distB="0" distL="114300" distR="114300">
+            <wp:extent cx="5266690" cy="2305050"/>
+            <wp:effectExtent l="0" t="0" r="3810" b="6350"/>
+            <wp:docPr id="44" name="图片 44"/>
+            <wp:cNvGraphicFramePr>
+              <a:graphicFrameLocks xmlns:a="http://schemas.openxmlformats.org/drawingml/2006/main" noChangeAspect="1"/>
+            </wp:cNvGraphicFramePr>
+            <a:graphic xmlns:a="http://schemas.openxmlformats.org/drawingml/2006/main">
+              <a:graphicData uri="http://schemas.openxmlformats.org/drawingml/2006/picture">
+                <pic:pic xmlns:pic="http://schemas.openxmlformats.org/drawingml/2006/picture">
+                  <pic:nvPicPr>
+                    <pic:cNvPr id="44" name="图片 44"/>
+                    <pic:cNvPicPr>
+                      <a:picLocks noChangeAspect="1"/>
+                    </pic:cNvPicPr>
+                  </pic:nvPicPr>
+                  <pic:blipFill>
+                    <a:blip r:embed="rId46"/>
+                    <a:stretch>
+                      <a:fillRect/>
+                    </a:stretch>
+                  </pic:blipFill>
+                  <pic:spPr>
+                    <a:xfrm>
+                      <a:off x="0" y="0"/>
+                      <a:ext cx="5266690" cy="2305050"/>
+                    </a:xfrm>
+                    <a:prstGeom prst="rect">
+                      <a:avLst/>
+                    </a:prstGeom>
+                    <a:noFill/>
+                    <a:ln>
+                      <a:noFill/>
+                    </a:ln>
+                  </pic:spPr>
+                </pic:pic>
+              </a:graphicData>
+            </a:graphic>
+          </wp:inline>
+        </w:drawing>
+      </w:r>
+    </w:p>
+    <w:p>
+      <w:pPr>
+        <w:rPr>
+          <w:rFonts w:hint="eastAsia"/>
+          <w:lang w:val="en-US" w:eastAsia="zh-CN"/>
+        </w:rPr>
+      </w:pPr>
+    </w:p>
+    <w:p>
+      <w:pPr>
+        <w:rPr>
+          <w:rFonts w:hint="eastAsia"/>
+          <w:lang w:val="en-US" w:eastAsia="zh-CN"/>
+        </w:rPr>
+      </w:pPr>
+    </w:p>
+    <w:p>
+      <w:pPr>
+        <w:rPr>
+          <w:rFonts w:hint="eastAsia"/>
+          <w:lang w:val="en-US" w:eastAsia="zh-CN"/>
+        </w:rPr>
+      </w:pPr>
+    </w:p>
+    <w:p>
+      <w:pPr>
+        <w:rPr>
+          <w:rFonts w:hint="default"/>
+          <w:lang w:val="en-US" w:eastAsia="zh-CN"/>
+        </w:rPr>
+      </w:pPr>
+      <w:r>
+        <w:rPr>
+          <w:rFonts w:hint="eastAsia"/>
+          <w:lang w:val="en-US" w:eastAsia="zh-CN"/>
+        </w:rPr>
+        <w:t>超时请求中断</w:t>
+      </w:r>
+    </w:p>
+    <w:p>
+      <w:r>
+        <w:drawing>
+          <wp:inline distT="0" distB="0" distL="114300" distR="114300">
+            <wp:extent cx="5269865" cy="2499995"/>
+            <wp:effectExtent l="0" t="0" r="635" b="1905"/>
+            <wp:docPr id="43" name="图片 1"/>
+            <wp:cNvGraphicFramePr>
+              <a:graphicFrameLocks xmlns:a="http://schemas.openxmlformats.org/drawingml/2006/main" noChangeAspect="1"/>
+            </wp:cNvGraphicFramePr>
+            <a:graphic xmlns:a="http://schemas.openxmlformats.org/drawingml/2006/main">
+              <a:graphicData uri="http://schemas.openxmlformats.org/drawingml/2006/picture">
+                <pic:pic xmlns:pic="http://schemas.openxmlformats.org/drawingml/2006/picture">
+                  <pic:nvPicPr>
+                    <pic:cNvPr id="43" name="图片 1"/>
+                    <pic:cNvPicPr>
+                      <a:picLocks noChangeAspect="1"/>
+                    </pic:cNvPicPr>
+                  </pic:nvPicPr>
+                  <pic:blipFill>
+                    <a:blip r:embed="rId47"/>
+                    <a:stretch>
+                      <a:fillRect/>
+                    </a:stretch>
+                  </pic:blipFill>
+                  <pic:spPr>
+                    <a:xfrm>
+                      <a:off x="0" y="0"/>
+                      <a:ext cx="5269865" cy="2499995"/>
+                    </a:xfrm>
+                    <a:prstGeom prst="rect">
+                      <a:avLst/>
+                    </a:prstGeom>
+                    <a:noFill/>
+                    <a:ln>
+                      <a:noFill/>
+                    </a:ln>
+                  </pic:spPr>
+                </pic:pic>
+              </a:graphicData>
+            </a:graphic>
+          </wp:inline>
+        </w:drawing>
+      </w:r>
+    </w:p>
+    <w:p>
+      <w:pPr>
+        <w:rPr>
+          <w:rFonts w:hint="default"/>
+          <w:lang w:val="en-US" w:eastAsia="zh-CN"/>
+        </w:rPr>
+      </w:pPr>
+      <w:r>
+        <w:drawing>
+          <wp:inline distT="0" distB="0" distL="114300" distR="114300">
+            <wp:extent cx="5267325" cy="4553585"/>
+            <wp:effectExtent l="0" t="0" r="3175" b="5715"/>
+            <wp:docPr id="45" name="图片 1"/>
+            <wp:cNvGraphicFramePr>
+              <a:graphicFrameLocks xmlns:a="http://schemas.openxmlformats.org/drawingml/2006/main" noChangeAspect="1"/>
+            </wp:cNvGraphicFramePr>
+            <a:graphic xmlns:a="http://schemas.openxmlformats.org/drawingml/2006/main">
+              <a:graphicData uri="http://schemas.openxmlformats.org/drawingml/2006/picture">
+                <pic:pic xmlns:pic="http://schemas.openxmlformats.org/drawingml/2006/picture">
+                  <pic:nvPicPr>
+                    <pic:cNvPr id="45" name="图片 1"/>
+                    <pic:cNvPicPr>
+                      <a:picLocks noChangeAspect="1"/>
+                    </pic:cNvPicPr>
+                  </pic:nvPicPr>
+                  <pic:blipFill>
+                    <a:blip r:embed="rId48"/>
+                    <a:stretch>
+                      <a:fillRect/>
+                    </a:stretch>
+                  </pic:blipFill>
+                  <pic:spPr>
+                    <a:xfrm>
+                      <a:off x="0" y="0"/>
+                      <a:ext cx="5267325" cy="4553585"/>
+                    </a:xfrm>
+                    <a:prstGeom prst="rect">
+                      <a:avLst/>
+                    </a:prstGeom>
+                    <a:noFill/>
+                    <a:ln>
+                      <a:noFill/>
+                    </a:ln>
+                  </pic:spPr>
+                </pic:pic>
+              </a:graphicData>
+            </a:graphic>
+          </wp:inline>
+        </w:drawing>
+      </w:r>
+      <w:bookmarkStart w:id="0" w:name="_GoBack"/>
+      <w:bookmarkEnd w:id="0"/>
     </w:p>
     <w:sectPr>
       <w:pgSz w:w="11906" w:h="16838"/>
